--- a/lessons/2-8/downloads/2-8-notes.docx
+++ b/lessons/2-8/downloads/2-8-notes.docx
@@ -1022,6 +1022,314 @@
         </w:tc>
       </w:tr>
     </w:tbl>
+    <w:tbl>
+      <w:tblPr>
+        <w:tblW w:type="pct" w:w="100%"/>
+        <w:tblBorders>
+          <w:top w:val="none" w:color="FFFFFF" w:sz="0"/>
+          <w:left w:val="none" w:color="FFFFFF" w:sz="0"/>
+          <w:bottom w:val="single" w:color="C7D2DD" w:sz="4"/>
+          <w:right w:val="none" w:color="FFFFFF" w:sz="0"/>
+          <w:insideH w:val="none" w:color="FFFFFF" w:sz="0"/>
+          <w:insideV w:val="none" w:color="FFFFFF" w:sz="0"/>
+        </w:tblBorders>
+      </w:tblPr>
+      <w:tblGrid>
+        <w:gridCol w:w="1800"/>
+        <w:gridCol w:w="7560"/>
+      </w:tblGrid>
+      <w:tr>
+        <w:trPr>
+          <w:cantSplit/>
+        </w:trPr>
+        <w:tc>
+          <w:tcPr>
+            <w:tcW w:type="dxa" w:w="1800"/>
+            <w:tcMar>
+              <w:top w:type="dxa" w:w="100"/>
+              <w:left w:type="dxa" w:w="40"/>
+              <w:bottom w:type="dxa" w:w="100"/>
+              <w:right w:type="dxa" w:w="120"/>
+            </w:tcMar>
+            <w:vAlign w:val="center"/>
+          </w:tcPr>
+          <w:p>
+            <w:pPr>
+              <w:spacing w:after="0"/>
+              <w:jc w:val="center"/>
+            </w:pPr>
+            <w:r>
+              <w:drawing>
+                <wp:inline distT="0" distB="0" distL="0" distR="0">
+                  <wp:extent cx="1047750" cy="790575"/>
+                  <wp:effectExtent t="0" r="0" b="0" l="0"/>
+                  <wp:docPr id="1" name="" descr="" title=""/>
+                  <wp:cNvGraphicFramePr>
+                    <a:graphicFrameLocks xmlns:a="http://schemas.openxmlformats.org/drawingml/2006/main" noChangeAspect="1"/>
+                  </wp:cNvGraphicFramePr>
+                  <a:graphic xmlns:a="http://schemas.openxmlformats.org/drawingml/2006/main">
+                    <a:graphicData uri="http://schemas.openxmlformats.org/drawingml/2006/picture">
+                      <pic:pic xmlns:pic="http://schemas.openxmlformats.org/drawingml/2006/picture">
+                        <pic:nvPicPr>
+                          <pic:cNvPr id="0" name="" descr=""/>
+                          <pic:cNvPicPr>
+                            <a:picLocks noChangeAspect="1" noChangeArrowheads="1"/>
+                          </pic:cNvPicPr>
+                        </pic:nvPicPr>
+                        <pic:blipFill>
+                          <a:blip r:embed="rId9" cstate="none"/>
+                          <a:srcRect/>
+                          <a:stretch>
+                            <a:fillRect/>
+                          </a:stretch>
+                        </pic:blipFill>
+                        <pic:spPr bwMode="auto">
+                          <a:xfrm>
+                            <a:off x="0" y="0"/>
+                            <a:ext cx="1047750" cy="790575"/>
+                          </a:xfrm>
+                          <a:prstGeom prst="rect">
+                            <a:avLst/>
+                          </a:prstGeom>
+                        </pic:spPr>
+                      </pic:pic>
+                    </a:graphicData>
+                  </a:graphic>
+                </wp:inline>
+              </w:drawing>
+            </w:r>
+          </w:p>
+        </w:tc>
+        <w:tc>
+          <w:tcPr>
+            <w:tcW w:type="dxa" w:w="7560"/>
+            <w:tcMar>
+              <w:top w:type="dxa" w:w="100"/>
+              <w:left w:type="dxa" w:w="40"/>
+              <w:bottom w:type="dxa" w:w="100"/>
+              <w:right w:type="dxa" w:w="40"/>
+            </w:tcMar>
+            <w:vAlign w:val="center"/>
+          </w:tcPr>
+          <w:p>
+            <w:pPr>
+              <w:spacing w:after="50"/>
+            </w:pPr>
+            <w:r>
+              <w:rPr>
+                <w:b/>
+                <w:bCs/>
+                <w:color w:val="12355B"/>
+                <w:sz w:val="24"/>
+                <w:szCs w:val="24"/>
+              </w:rPr>
+              <w:t xml:space="preserve">Target mean</w:t>
+            </w:r>
+            <w:r>
+              <w:rPr>
+                <w:i/>
+                <w:iCs/>
+                <w:color w:val="5F6F80"/>
+                <w:sz w:val="19"/>
+                <w:szCs w:val="19"/>
+              </w:rPr>
+              <w:t xml:space="preserve">   Media objetivo</w:t>
+            </w:r>
+          </w:p>
+          <w:p>
+            <w:pPr>
+              <w:spacing w:after="40"/>
+            </w:pPr>
+            <w:r>
+              <w:rPr>
+                <w:sz w:val="21"/>
+                <w:szCs w:val="21"/>
+              </w:rPr>
+              <w:t xml:space="preserve">The mean a person is trying to reach.</w:t>
+            </w:r>
+          </w:p>
+          <w:p>
+            <w:pPr>
+              <w:spacing w:after="0"/>
+            </w:pPr>
+            <w:r>
+              <w:rPr>
+                <w:b/>
+                <w:bCs/>
+                <w:color w:val="1FA6A2"/>
+                <w:sz w:val="18"/>
+                <w:szCs w:val="18"/>
+              </w:rPr>
+              <w:t xml:space="preserve">Example:  </w:t>
+            </w:r>
+            <w:r>
+              <w:rPr>
+                <w:i/>
+                <w:iCs/>
+                <w:color w:val="5F6F80"/>
+                <w:sz w:val="18"/>
+                <w:szCs w:val="18"/>
+              </w:rPr>
+              <w:t xml:space="preserve">A goal average of 29 points.</w:t>
+            </w:r>
+          </w:p>
+        </w:tc>
+      </w:tr>
+    </w:tbl>
+    <w:tbl>
+      <w:tblPr>
+        <w:tblW w:type="pct" w:w="100%"/>
+        <w:tblBorders>
+          <w:top w:val="none" w:color="FFFFFF" w:sz="0"/>
+          <w:left w:val="none" w:color="FFFFFF" w:sz="0"/>
+          <w:bottom w:val="single" w:color="C7D2DD" w:sz="4"/>
+          <w:right w:val="none" w:color="FFFFFF" w:sz="0"/>
+          <w:insideH w:val="none" w:color="FFFFFF" w:sz="0"/>
+          <w:insideV w:val="none" w:color="FFFFFF" w:sz="0"/>
+        </w:tblBorders>
+      </w:tblPr>
+      <w:tblGrid>
+        <w:gridCol w:w="1800"/>
+        <w:gridCol w:w="7560"/>
+      </w:tblGrid>
+      <w:tr>
+        <w:trPr>
+          <w:cantSplit/>
+        </w:trPr>
+        <w:tc>
+          <w:tcPr>
+            <w:tcW w:type="dxa" w:w="1800"/>
+            <w:tcMar>
+              <w:top w:type="dxa" w:w="100"/>
+              <w:left w:type="dxa" w:w="40"/>
+              <w:bottom w:type="dxa" w:w="100"/>
+              <w:right w:type="dxa" w:w="120"/>
+            </w:tcMar>
+            <w:vAlign w:val="center"/>
+          </w:tcPr>
+          <w:p>
+            <w:pPr>
+              <w:spacing w:after="0"/>
+              <w:jc w:val="center"/>
+            </w:pPr>
+            <w:r>
+              <w:drawing>
+                <wp:inline distT="0" distB="0" distL="0" distR="0">
+                  <wp:extent cx="1047750" cy="790575"/>
+                  <wp:effectExtent t="0" r="0" b="0" l="0"/>
+                  <wp:docPr id="1" name="" descr="" title=""/>
+                  <wp:cNvGraphicFramePr>
+                    <a:graphicFrameLocks xmlns:a="http://schemas.openxmlformats.org/drawingml/2006/main" noChangeAspect="1"/>
+                  </wp:cNvGraphicFramePr>
+                  <a:graphic xmlns:a="http://schemas.openxmlformats.org/drawingml/2006/main">
+                    <a:graphicData uri="http://schemas.openxmlformats.org/drawingml/2006/picture">
+                      <pic:pic xmlns:pic="http://schemas.openxmlformats.org/drawingml/2006/picture">
+                        <pic:nvPicPr>
+                          <pic:cNvPr id="0" name="" descr=""/>
+                          <pic:cNvPicPr>
+                            <a:picLocks noChangeAspect="1" noChangeArrowheads="1"/>
+                          </pic:cNvPicPr>
+                        </pic:nvPicPr>
+                        <pic:blipFill>
+                          <a:blip r:embed="rId11" cstate="none"/>
+                          <a:srcRect/>
+                          <a:stretch>
+                            <a:fillRect/>
+                          </a:stretch>
+                        </pic:blipFill>
+                        <pic:spPr bwMode="auto">
+                          <a:xfrm>
+                            <a:off x="0" y="0"/>
+                            <a:ext cx="1047750" cy="790575"/>
+                          </a:xfrm>
+                          <a:prstGeom prst="rect">
+                            <a:avLst/>
+                          </a:prstGeom>
+                        </pic:spPr>
+                      </pic:pic>
+                    </a:graphicData>
+                  </a:graphic>
+                </wp:inline>
+              </w:drawing>
+            </w:r>
+          </w:p>
+        </w:tc>
+        <w:tc>
+          <w:tcPr>
+            <w:tcW w:type="dxa" w:w="7560"/>
+            <w:tcMar>
+              <w:top w:type="dxa" w:w="100"/>
+              <w:left w:type="dxa" w:w="40"/>
+              <w:bottom w:type="dxa" w:w="100"/>
+              <w:right w:type="dxa" w:w="40"/>
+            </w:tcMar>
+            <w:vAlign w:val="center"/>
+          </w:tcPr>
+          <w:p>
+            <w:pPr>
+              <w:spacing w:after="50"/>
+            </w:pPr>
+            <w:r>
+              <w:rPr>
+                <w:b/>
+                <w:bCs/>
+                <w:color w:val="12355B"/>
+                <w:sz w:val="24"/>
+                <w:szCs w:val="24"/>
+              </w:rPr>
+              <w:t xml:space="preserve">Target total</w:t>
+            </w:r>
+            <w:r>
+              <w:rPr>
+                <w:i/>
+                <w:iCs/>
+                <w:color w:val="5F6F80"/>
+                <w:sz w:val="19"/>
+                <w:szCs w:val="19"/>
+              </w:rPr>
+              <w:t xml:space="preserve">   Total objetivo</w:t>
+            </w:r>
+          </w:p>
+          <w:p>
+            <w:pPr>
+              <w:spacing w:after="40"/>
+            </w:pPr>
+            <w:r>
+              <w:rPr>
+                <w:sz w:val="21"/>
+                <w:szCs w:val="21"/>
+              </w:rPr>
+              <w:t xml:space="preserve">The target mean times the number of values.</w:t>
+            </w:r>
+          </w:p>
+          <w:p>
+            <w:pPr>
+              <w:spacing w:after="0"/>
+            </w:pPr>
+            <w:r>
+              <w:rPr>
+                <w:b/>
+                <w:bCs/>
+                <w:color w:val="1FA6A2"/>
+                <w:sz w:val="18"/>
+                <w:szCs w:val="18"/>
+              </w:rPr>
+              <w:t xml:space="preserve">Example:  </w:t>
+            </w:r>
+            <w:r>
+              <w:rPr>
+                <w:i/>
+                <w:iCs/>
+                <w:color w:val="5F6F80"/>
+                <w:sz w:val="18"/>
+                <w:szCs w:val="18"/>
+              </w:rPr>
+              <w:t xml:space="preserve">mean × count = total</w:t>
+            </w:r>
+          </w:p>
+        </w:tc>
+      </w:tr>
+    </w:tbl>
     <w:p>
       <w:pPr>
         <w:pStyle w:val="Heading1"/>
@@ -1110,7 +1418,7 @@
                 <w:sz w:val="21"/>
                 <w:szCs w:val="21"/>
               </w:rPr>
-              <w:t xml:space="preserve">Mean      •      Average      •      Measure of center      •      Balance point      •      Data set</w:t>
+              <w:t xml:space="preserve">Mean      •      Average      •      Measure of center      •      Balance point      •      Data set      •      Target mean      •      Target total</w:t>
             </w:r>
           </w:p>
         </w:tc>
@@ -1293,6 +1601,80 @@
           <w:szCs w:val="22"/>
         </w:rPr>
         <w:t xml:space="preserve">The whole collection of collected values is the </w:t>
+      </w:r>
+      <w:r>
+        <w:rPr>
+          <w:sz w:val="22"/>
+          <w:szCs w:val="22"/>
+        </w:rPr>
+        <w:t xml:space="preserve">________________</w:t>
+      </w:r>
+      <w:r>
+        <w:rPr>
+          <w:sz w:val="22"/>
+          <w:szCs w:val="22"/>
+        </w:rPr>
+        <w:t xml:space="preserve">.</w:t>
+      </w:r>
+    </w:p>
+    <w:p>
+      <w:pPr>
+        <w:keepLines/>
+        <w:spacing w:after="260" w:before="200"/>
+      </w:pPr>
+      <w:r>
+        <w:rPr>
+          <w:b/>
+          <w:bCs/>
+          <w:color w:val="12355B"/>
+          <w:sz w:val="22"/>
+          <w:szCs w:val="22"/>
+        </w:rPr>
+        <w:t xml:space="preserve">6.  </w:t>
+      </w:r>
+      <w:r>
+        <w:rPr>
+          <w:sz w:val="22"/>
+          <w:szCs w:val="22"/>
+        </w:rPr>
+        <w:t xml:space="preserve">The mean a person is aiming to reach is the </w:t>
+      </w:r>
+      <w:r>
+        <w:rPr>
+          <w:sz w:val="22"/>
+          <w:szCs w:val="22"/>
+        </w:rPr>
+        <w:t xml:space="preserve">________________</w:t>
+      </w:r>
+      <w:r>
+        <w:rPr>
+          <w:sz w:val="22"/>
+          <w:szCs w:val="22"/>
+        </w:rPr>
+        <w:t xml:space="preserve">.</w:t>
+      </w:r>
+    </w:p>
+    <w:p>
+      <w:pPr>
+        <w:keepLines/>
+        <w:spacing w:after="260" w:before="200"/>
+      </w:pPr>
+      <w:r>
+        <w:rPr>
+          <w:b/>
+          <w:bCs/>
+          <w:color w:val="12355B"/>
+          <w:sz w:val="22"/>
+          <w:szCs w:val="22"/>
+        </w:rPr>
+        <w:t xml:space="preserve">7.  </w:t>
+      </w:r>
+      <w:r>
+        <w:rPr>
+          <w:sz w:val="22"/>
+          <w:szCs w:val="22"/>
+        </w:rPr>
+        <w:t xml:space="preserve">The target mean multiplied by the number of values is the </w:t>
       </w:r>
       <w:r>
         <w:rPr>
@@ -2376,7 +2758,7 @@
           <w:sz w:val="20"/>
           <w:szCs w:val="20"/>
         </w:rPr>
-        <w:t xml:space="preserve">A)  7</w:t>
+        <w:t xml:space="preserve">A)  6</w:t>
       </w:r>
     </w:p>
     <w:p>
@@ -2389,7 +2771,7 @@
           <w:sz w:val="20"/>
           <w:szCs w:val="20"/>
         </w:rPr>
-        <w:t xml:space="preserve">B)  28</w:t>
+        <w:t xml:space="preserve">B)  7</w:t>
       </w:r>
     </w:p>
     <w:p>
@@ -2415,7 +2797,7 @@
           <w:sz w:val="20"/>
           <w:szCs w:val="20"/>
         </w:rPr>
-        <w:t xml:space="preserve">D)  6</w:t>
+        <w:t xml:space="preserve">D)  28</w:t>
       </w:r>
     </w:p>
     <w:p>
@@ -2483,7 +2865,7 @@
           <w:sz w:val="21"/>
           <w:szCs w:val="21"/>
         </w:rPr>
-        <w:t xml:space="preserve">A. 7</w:t>
+        <w:t xml:space="preserve">B. 7</w:t>
       </w:r>
     </w:p>
     <w:p>
@@ -2566,7 +2948,7 @@
           <w:sz w:val="20"/>
           <w:szCs w:val="20"/>
         </w:rPr>
-        <w:t xml:space="preserve">A)  $15</w:t>
+        <w:t xml:space="preserve">A)  $4</w:t>
       </w:r>
     </w:p>
     <w:p>
@@ -2579,7 +2961,7 @@
           <w:sz w:val="20"/>
           <w:szCs w:val="20"/>
         </w:rPr>
-        <w:t xml:space="preserve">B)  $60</w:t>
+        <w:t xml:space="preserve">B)  $15</w:t>
       </w:r>
     </w:p>
     <w:p>
@@ -2592,7 +2974,7 @@
           <w:sz w:val="20"/>
           <w:szCs w:val="20"/>
         </w:rPr>
-        <w:t xml:space="preserve">C)  $4</w:t>
+        <w:t xml:space="preserve">C)  $20</w:t>
       </w:r>
     </w:p>
     <w:p>
@@ -2605,7 +2987,7 @@
           <w:sz w:val="20"/>
           <w:szCs w:val="20"/>
         </w:rPr>
-        <w:t xml:space="preserve">D)  $20</w:t>
+        <w:t xml:space="preserve">D)  $60</w:t>
       </w:r>
     </w:p>
     <w:p>
@@ -3416,7 +3798,7 @@
           <w:sz w:val="20"/>
           <w:szCs w:val="20"/>
         </w:rPr>
-        <w:t xml:space="preserve">A)  7</w:t>
+        <w:t xml:space="preserve">A)  5</w:t>
       </w:r>
     </w:p>
     <w:p>
@@ -3429,7 +3811,7 @@
           <w:sz w:val="20"/>
           <w:szCs w:val="20"/>
         </w:rPr>
-        <w:t xml:space="preserve">B)  35</w:t>
+        <w:t xml:space="preserve">B)  7</w:t>
       </w:r>
     </w:p>
     <w:p>
@@ -3455,7 +3837,7 @@
           <w:sz w:val="20"/>
           <w:szCs w:val="20"/>
         </w:rPr>
-        <w:t xml:space="preserve">D)  5</w:t>
+        <w:t xml:space="preserve">D)  35</w:t>
       </w:r>
     </w:p>
     <w:p>
@@ -3559,7 +3941,7 @@
           <w:sz w:val="20"/>
           <w:szCs w:val="20"/>
         </w:rPr>
-        <w:t xml:space="preserve">B)  59</w:t>
+        <w:t xml:space="preserve">B)  15</w:t>
       </w:r>
     </w:p>
     <w:p>
@@ -3572,7 +3954,7 @@
           <w:sz w:val="20"/>
           <w:szCs w:val="20"/>
         </w:rPr>
-        <w:t xml:space="preserve">C)  15</w:t>
+        <w:t xml:space="preserve">C)  20</w:t>
       </w:r>
     </w:p>
     <w:p>
@@ -3585,7 +3967,7 @@
           <w:sz w:val="20"/>
           <w:szCs w:val="20"/>
         </w:rPr>
-        <w:t xml:space="preserve">D)  20</w:t>
+        <w:t xml:space="preserve">D)  59</w:t>
       </w:r>
     </w:p>
     <w:p>
@@ -3702,7 +4084,7 @@
           <w:sz w:val="20"/>
           <w:szCs w:val="20"/>
         </w:rPr>
-        <w:t xml:space="preserve">A)  150 points</w:t>
+        <w:t xml:space="preserve">A)  1.5 points</w:t>
       </w:r>
     </w:p>
     <w:p>
@@ -3741,7 +4123,7 @@
           <w:sz w:val="20"/>
           <w:szCs w:val="20"/>
         </w:rPr>
-        <w:t xml:space="preserve">D)  1.5 points</w:t>
+        <w:t xml:space="preserve">D)  150 points</w:t>
       </w:r>
     </w:p>
     <w:p>
@@ -3832,7 +4214,7 @@
           <w:sz w:val="20"/>
           <w:szCs w:val="20"/>
         </w:rPr>
-        <w:t xml:space="preserve">A)  133 points</w:t>
+        <w:t xml:space="preserve">A)  15 points</w:t>
       </w:r>
     </w:p>
     <w:p>
@@ -3858,7 +4240,7 @@
           <w:sz w:val="20"/>
           <w:szCs w:val="20"/>
         </w:rPr>
-        <w:t xml:space="preserve">C)  150 points</w:t>
+        <w:t xml:space="preserve">C)  133 points</w:t>
       </w:r>
     </w:p>
     <w:p>
@@ -3871,7 +4253,7 @@
           <w:sz w:val="20"/>
           <w:szCs w:val="20"/>
         </w:rPr>
-        <w:t xml:space="preserve">D)  15 points</w:t>
+        <w:t xml:space="preserve">D)  150 points</w:t>
       </w:r>
     </w:p>
     <w:p>
@@ -3962,7 +4344,7 @@
           <w:sz w:val="20"/>
           <w:szCs w:val="20"/>
         </w:rPr>
-        <w:t xml:space="preserve">A)  17 points</w:t>
+        <w:t xml:space="preserve">A)  13 points</w:t>
       </w:r>
     </w:p>
     <w:p>
@@ -3988,7 +4370,7 @@
           <w:sz w:val="20"/>
           <w:szCs w:val="20"/>
         </w:rPr>
-        <w:t xml:space="preserve">C)  13 points</w:t>
+        <w:t xml:space="preserve">C)  17 points</w:t>
       </w:r>
     </w:p>
     <w:p>
@@ -4118,7 +4500,7 @@
           <w:sz w:val="20"/>
           <w:szCs w:val="20"/>
         </w:rPr>
-        <w:t xml:space="preserve">A)  24</w:t>
+        <w:t xml:space="preserve">A)  5</w:t>
       </w:r>
     </w:p>
     <w:p>
@@ -4144,7 +4526,7 @@
           <w:sz w:val="20"/>
           <w:szCs w:val="20"/>
         </w:rPr>
-        <w:t xml:space="preserve">C)  80</w:t>
+        <w:t xml:space="preserve">C)  24</w:t>
       </w:r>
     </w:p>
     <w:p>
@@ -4157,7 +4539,7 @@
           <w:sz w:val="20"/>
           <w:szCs w:val="20"/>
         </w:rPr>
-        <w:t xml:space="preserve">D)  5</w:t>
+        <w:t xml:space="preserve">D)  80</w:t>
       </w:r>
     </w:p>
     <w:p>
@@ -4281,7 +4663,7 @@
           <w:sz w:val="21"/>
           <w:szCs w:val="21"/>
         </w:rPr>
-        <w:t xml:space="preserve">A)  11</w:t>
+        <w:t xml:space="preserve">A)  10</w:t>
       </w:r>
     </w:p>
     <w:p>
@@ -4294,7 +4676,7 @@
           <w:sz w:val="21"/>
           <w:szCs w:val="21"/>
         </w:rPr>
-        <w:t xml:space="preserve">B)  44</w:t>
+        <w:t xml:space="preserve">B)  11</w:t>
       </w:r>
     </w:p>
     <w:p>
@@ -4320,7 +4702,7 @@
           <w:sz w:val="21"/>
           <w:szCs w:val="21"/>
         </w:rPr>
-        <w:t xml:space="preserve">D)  10</w:t>
+        <w:t xml:space="preserve">D)  44</w:t>
       </w:r>
     </w:p>
     <w:p>

--- a/lessons/2-8/downloads/2-8-notes.docx
+++ b/lessons/2-8/downloads/2-8-notes.docx
@@ -249,49 +249,269 @@
           <w:sz w:val="19"/>
           <w:szCs w:val="19"/>
         </w:rPr>
-        <w:t xml:space="preserve">Look at the picture, read the word, then read what it means.</w:t>
+        <w:t xml:space="preserve">Review each concept term, definition, non-example, and visual clue.</w:t>
       </w:r>
     </w:p>
     <w:tbl>
       <w:tblPr>
-        <w:tblW w:type="pct" w:w="100%"/>
+        <w:tblW w:type="dxa" w:w="9360"/>
         <w:tblBorders>
-          <w:top w:val="none" w:color="FFFFFF" w:sz="0"/>
-          <w:left w:val="none" w:color="FFFFFF" w:sz="0"/>
-          <w:bottom w:val="single" w:color="C7D2DD" w:sz="4"/>
-          <w:right w:val="none" w:color="FFFFFF" w:sz="0"/>
-          <w:insideH w:val="none" w:color="FFFFFF" w:sz="0"/>
-          <w:insideV w:val="none" w:color="FFFFFF" w:sz="0"/>
+          <w:top w:val="single" w:color="C7D2DD" w:sz="6"/>
+          <w:left w:val="single" w:color="C7D2DD" w:sz="6"/>
+          <w:bottom w:val="single" w:color="C7D2DD" w:sz="6"/>
+          <w:right w:val="single" w:color="C7D2DD" w:sz="6"/>
+          <w:insideH w:val="single" w:color="C7D2DD" w:sz="6"/>
+          <w:insideV w:val="single" w:color="C7D2DD" w:sz="6"/>
         </w:tblBorders>
       </w:tblPr>
       <w:tblGrid>
         <w:gridCol w:w="1800"/>
-        <w:gridCol w:w="7560"/>
+        <w:gridCol w:w="3160"/>
+        <w:gridCol w:w="2200"/>
+        <w:gridCol w:w="2200"/>
       </w:tblGrid>
       <w:tr>
         <w:trPr>
           <w:cantSplit/>
+          <w:tblHeader/>
         </w:trPr>
         <w:tc>
           <w:tcPr>
             <w:tcW w:type="dxa" w:w="1800"/>
-            <w:tcMar>
-              <w:top w:type="dxa" w:w="100"/>
-              <w:left w:type="dxa" w:w="40"/>
-              <w:bottom w:type="dxa" w:w="100"/>
-              <w:right w:type="dxa" w:w="120"/>
-            </w:tcMar>
-            <w:vAlign w:val="center"/>
+            <w:shd w:fill="EEF4F8" w:color="auto" w:val="clear"/>
+            <w:tcMar>
+              <w:top w:type="dxa" w:w="80"/>
+              <w:left w:type="dxa" w:w="100"/>
+              <w:bottom w:type="dxa" w:w="80"/>
+              <w:right w:type="dxa" w:w="100"/>
+            </w:tcMar>
           </w:tcPr>
           <w:p>
             <w:pPr>
               <w:spacing w:after="0"/>
+            </w:pPr>
+            <w:r>
+              <w:rPr>
+                <w:b/>
+                <w:bCs/>
+                <w:color w:val="12355B"/>
+                <w:sz w:val="19"/>
+                <w:szCs w:val="19"/>
+              </w:rPr>
+              <w:t xml:space="preserve">Concept Term</w:t>
+            </w:r>
+          </w:p>
+        </w:tc>
+        <w:tc>
+          <w:tcPr>
+            <w:tcW w:type="dxa" w:w="3160"/>
+            <w:shd w:fill="EEF4F8" w:color="auto" w:val="clear"/>
+            <w:tcMar>
+              <w:top w:type="dxa" w:w="80"/>
+              <w:left w:type="dxa" w:w="100"/>
+              <w:bottom w:type="dxa" w:w="80"/>
+              <w:right w:type="dxa" w:w="100"/>
+            </w:tcMar>
+          </w:tcPr>
+          <w:p>
+            <w:pPr>
+              <w:spacing w:after="0"/>
+            </w:pPr>
+            <w:r>
+              <w:rPr>
+                <w:b/>
+                <w:bCs/>
+                <w:color w:val="12355B"/>
+                <w:sz w:val="19"/>
+                <w:szCs w:val="19"/>
+              </w:rPr>
+              <w:t xml:space="preserve">Student-Friendly Definition</w:t>
+            </w:r>
+          </w:p>
+        </w:tc>
+        <w:tc>
+          <w:tcPr>
+            <w:tcW w:type="dxa" w:w="2200"/>
+            <w:shd w:fill="EEF4F8" w:color="auto" w:val="clear"/>
+            <w:tcMar>
+              <w:top w:type="dxa" w:w="80"/>
+              <w:left w:type="dxa" w:w="100"/>
+              <w:bottom w:type="dxa" w:w="80"/>
+              <w:right w:type="dxa" w:w="100"/>
+            </w:tcMar>
+          </w:tcPr>
+          <w:p>
+            <w:pPr>
+              <w:spacing w:after="0"/>
+            </w:pPr>
+            <w:r>
+              <w:rPr>
+                <w:b/>
+                <w:bCs/>
+                <w:color w:val="12355B"/>
+                <w:sz w:val="19"/>
+                <w:szCs w:val="19"/>
+              </w:rPr>
+              <w:t xml:space="preserve">Non-Example</w:t>
+            </w:r>
+          </w:p>
+        </w:tc>
+        <w:tc>
+          <w:tcPr>
+            <w:tcW w:type="dxa" w:w="2200"/>
+            <w:shd w:fill="EEF4F8" w:color="auto" w:val="clear"/>
+            <w:tcMar>
+              <w:top w:type="dxa" w:w="80"/>
+              <w:left w:type="dxa" w:w="100"/>
+              <w:bottom w:type="dxa" w:w="80"/>
+              <w:right w:type="dxa" w:w="100"/>
+            </w:tcMar>
+          </w:tcPr>
+          <w:p>
+            <w:pPr>
+              <w:spacing w:after="0"/>
+            </w:pPr>
+            <w:r>
+              <w:rPr>
+                <w:b/>
+                <w:bCs/>
+                <w:color w:val="12355B"/>
+                <w:sz w:val="19"/>
+                <w:szCs w:val="19"/>
+              </w:rPr>
+              <w:t xml:space="preserve">Visual Clue</w:t>
+            </w:r>
+          </w:p>
+        </w:tc>
+      </w:tr>
+      <w:tr>
+        <w:trPr>
+          <w:cantSplit/>
+        </w:trPr>
+        <w:tc>
+          <w:tcPr>
+            <w:tcW w:type="dxa" w:w="1800"/>
+            <w:tcMar>
+              <w:top w:type="dxa" w:w="80"/>
+              <w:left w:type="dxa" w:w="100"/>
+              <w:bottom w:type="dxa" w:w="80"/>
+              <w:right w:type="dxa" w:w="100"/>
+            </w:tcMar>
+            <w:vAlign w:val="top"/>
+          </w:tcPr>
+          <w:p>
+            <w:pPr>
+              <w:spacing w:after="30"/>
+            </w:pPr>
+            <w:r>
+              <w:rPr>
+                <w:b/>
+                <w:bCs/>
+                <w:color w:val="12355B"/>
+                <w:sz w:val="21"/>
+                <w:szCs w:val="21"/>
+              </w:rPr>
+              <w:t xml:space="preserve">Mean</w:t>
+            </w:r>
+          </w:p>
+          <w:p>
+            <w:pPr>
+              <w:spacing w:after="0"/>
+            </w:pPr>
+            <w:r>
+              <w:rPr>
+                <w:i/>
+                <w:iCs/>
+                <w:color w:val="5F6F80"/>
+                <w:sz w:val="18"/>
+                <w:szCs w:val="18"/>
+              </w:rPr>
+              <w:t xml:space="preserve">Media</w:t>
+            </w:r>
+          </w:p>
+        </w:tc>
+        <w:tc>
+          <w:tcPr>
+            <w:tcW w:type="dxa" w:w="3160"/>
+            <w:tcMar>
+              <w:top w:type="dxa" w:w="80"/>
+              <w:left w:type="dxa" w:w="100"/>
+              <w:bottom w:type="dxa" w:w="80"/>
+              <w:right w:type="dxa" w:w="100"/>
+            </w:tcMar>
+            <w:vAlign w:val="top"/>
+          </w:tcPr>
+          <w:p>
+            <w:pPr>
+              <w:spacing w:after="0"/>
+            </w:pPr>
+            <w:r>
+              <w:rPr>
+                <w:sz w:val="20"/>
+                <w:szCs w:val="20"/>
+              </w:rPr>
+              <w:t xml:space="preserve">The average of a data set. Add all the values, then divide by how many values there are.</w:t>
+            </w:r>
+          </w:p>
+        </w:tc>
+        <w:tc>
+          <w:tcPr>
+            <w:tcW w:type="dxa" w:w="2200"/>
+            <w:tcMar>
+              <w:top w:type="dxa" w:w="80"/>
+              <w:left w:type="dxa" w:w="100"/>
+              <w:bottom w:type="dxa" w:w="80"/>
+              <w:right w:type="dxa" w:w="100"/>
+            </w:tcMar>
+            <w:vAlign w:val="top"/>
+          </w:tcPr>
+          <w:p>
+            <w:pPr>
+              <w:spacing w:after="40"/>
+            </w:pPr>
+            <w:r>
+              <w:rPr>
+                <w:i/>
+                <w:iCs/>
+                <w:color w:val="5F6F80"/>
+                <w:sz w:val="19"/>
+                <w:szCs w:val="19"/>
+              </w:rPr>
+              <w:t xml:space="preserve">Not Mean: write a counter-example that breaks the definition.</w:t>
+            </w:r>
+          </w:p>
+          <w:p>
+            <w:pPr>
+              <w:pBdr>
+                <w:bottom w:val="single" w:color="AFBECC" w:sz="6"/>
+              </w:pBdr>
+              <w:spacing w:after="30" w:before="150"/>
+            </w:pPr>
+            <w:r>
+              <w:t xml:space="preserve"/>
+            </w:r>
+          </w:p>
+        </w:tc>
+        <w:tc>
+          <w:tcPr>
+            <w:tcW w:type="dxa" w:w="2200"/>
+            <w:tcMar>
+              <w:top w:type="dxa" w:w="80"/>
+              <w:left w:type="dxa" w:w="100"/>
+              <w:bottom w:type="dxa" w:w="80"/>
+              <w:right w:type="dxa" w:w="100"/>
+            </w:tcMar>
+            <w:vAlign w:val="top"/>
+          </w:tcPr>
+          <w:p>
+            <w:pPr>
+              <w:spacing w:after="40"/>
               <w:jc w:val="center"/>
             </w:pPr>
             <w:r>
               <w:drawing>
                 <wp:inline distT="0" distB="0" distL="0" distR="0">
-                  <wp:extent cx="1047750" cy="790575"/>
+                  <wp:extent cx="876300" cy="657225"/>
                   <wp:effectExtent t="0" r="0" b="0" l="0"/>
                   <wp:docPr id="1" name="" descr="" title=""/>
                   <wp:cNvGraphicFramePr>
@@ -316,7 +536,7 @@
                         <pic:spPr bwMode="auto">
                           <a:xfrm>
                             <a:off x="0" y="0"/>
-                            <a:ext cx="1047750" cy="790575"/>
+                            <a:ext cx="876300" cy="657225"/>
                           </a:xfrm>
                           <a:prstGeom prst="rect">
                             <a:avLst/>
@@ -329,69 +549,10 @@
               </w:drawing>
             </w:r>
           </w:p>
-        </w:tc>
-        <w:tc>
-          <w:tcPr>
-            <w:tcW w:type="dxa" w:w="7560"/>
-            <w:tcMar>
-              <w:top w:type="dxa" w:w="100"/>
-              <w:left w:type="dxa" w:w="40"/>
-              <w:bottom w:type="dxa" w:w="100"/>
-              <w:right w:type="dxa" w:w="40"/>
-            </w:tcMar>
-            <w:vAlign w:val="center"/>
-          </w:tcPr>
-          <w:p>
-            <w:pPr>
-              <w:spacing w:after="50"/>
-            </w:pPr>
-            <w:r>
-              <w:rPr>
-                <w:b/>
-                <w:bCs/>
-                <w:color w:val="12355B"/>
-                <w:sz w:val="24"/>
-                <w:szCs w:val="24"/>
-              </w:rPr>
-              <w:t xml:space="preserve">Mean</w:t>
-            </w:r>
-            <w:r>
-              <w:rPr>
-                <w:i/>
-                <w:iCs/>
-                <w:color w:val="5F6F80"/>
-                <w:sz w:val="19"/>
-                <w:szCs w:val="19"/>
-              </w:rPr>
-              <w:t xml:space="preserve">   Media</w:t>
-            </w:r>
-          </w:p>
-          <w:p>
-            <w:pPr>
-              <w:spacing w:after="40"/>
-            </w:pPr>
-            <w:r>
-              <w:rPr>
-                <w:sz w:val="21"/>
-                <w:szCs w:val="21"/>
-              </w:rPr>
-              <w:t xml:space="preserve">The average of a data set. Add all the values, then divide by how many values there are.</w:t>
-            </w:r>
-          </w:p>
           <w:p>
             <w:pPr>
               <w:spacing w:after="0"/>
             </w:pPr>
-            <w:r>
-              <w:rPr>
-                <w:b/>
-                <w:bCs/>
-                <w:color w:val="1FA6A2"/>
-                <w:sz w:val="18"/>
-                <w:szCs w:val="18"/>
-              </w:rPr>
-              <w:t xml:space="preserve">Example:  </w:t>
-            </w:r>
             <w:r>
               <w:rPr>
                 <w:i/>
@@ -405,23 +566,6 @@
           </w:p>
         </w:tc>
       </w:tr>
-    </w:tbl>
-    <w:tbl>
-      <w:tblPr>
-        <w:tblW w:type="pct" w:w="100%"/>
-        <w:tblBorders>
-          <w:top w:val="none" w:color="FFFFFF" w:sz="0"/>
-          <w:left w:val="none" w:color="FFFFFF" w:sz="0"/>
-          <w:bottom w:val="single" w:color="C7D2DD" w:sz="4"/>
-          <w:right w:val="none" w:color="FFFFFF" w:sz="0"/>
-          <w:insideH w:val="none" w:color="FFFFFF" w:sz="0"/>
-          <w:insideV w:val="none" w:color="FFFFFF" w:sz="0"/>
-        </w:tblBorders>
-      </w:tblPr>
-      <w:tblGrid>
-        <w:gridCol w:w="1800"/>
-        <w:gridCol w:w="7560"/>
-      </w:tblGrid>
       <w:tr>
         <w:trPr>
           <w:cantSplit/>
@@ -430,22 +574,126 @@
           <w:tcPr>
             <w:tcW w:type="dxa" w:w="1800"/>
             <w:tcMar>
-              <w:top w:type="dxa" w:w="100"/>
-              <w:left w:type="dxa" w:w="40"/>
-              <w:bottom w:type="dxa" w:w="100"/>
-              <w:right w:type="dxa" w:w="120"/>
-            </w:tcMar>
-            <w:vAlign w:val="center"/>
-          </w:tcPr>
+              <w:top w:type="dxa" w:w="80"/>
+              <w:left w:type="dxa" w:w="100"/>
+              <w:bottom w:type="dxa" w:w="80"/>
+              <w:right w:type="dxa" w:w="100"/>
+            </w:tcMar>
+            <w:vAlign w:val="top"/>
+          </w:tcPr>
+          <w:p>
+            <w:pPr>
+              <w:spacing w:after="30"/>
+            </w:pPr>
+            <w:r>
+              <w:rPr>
+                <w:b/>
+                <w:bCs/>
+                <w:color w:val="12355B"/>
+                <w:sz w:val="21"/>
+                <w:szCs w:val="21"/>
+              </w:rPr>
+              <w:t xml:space="preserve">Average</w:t>
+            </w:r>
+          </w:p>
           <w:p>
             <w:pPr>
               <w:spacing w:after="0"/>
+            </w:pPr>
+            <w:r>
+              <w:rPr>
+                <w:i/>
+                <w:iCs/>
+                <w:color w:val="5F6F80"/>
+                <w:sz w:val="18"/>
+                <w:szCs w:val="18"/>
+              </w:rPr>
+              <w:t xml:space="preserve">Promedio</w:t>
+            </w:r>
+          </w:p>
+        </w:tc>
+        <w:tc>
+          <w:tcPr>
+            <w:tcW w:type="dxa" w:w="3160"/>
+            <w:tcMar>
+              <w:top w:type="dxa" w:w="80"/>
+              <w:left w:type="dxa" w:w="100"/>
+              <w:bottom w:type="dxa" w:w="80"/>
+              <w:right w:type="dxa" w:w="100"/>
+            </w:tcMar>
+            <w:vAlign w:val="top"/>
+          </w:tcPr>
+          <w:p>
+            <w:pPr>
+              <w:spacing w:after="0"/>
+            </w:pPr>
+            <w:r>
+              <w:rPr>
+                <w:sz w:val="20"/>
+                <w:szCs w:val="20"/>
+              </w:rPr>
+              <w:t xml:space="preserve">Another word for the mean — the amount each value would be if the total were shared equally.</w:t>
+            </w:r>
+          </w:p>
+        </w:tc>
+        <w:tc>
+          <w:tcPr>
+            <w:tcW w:type="dxa" w:w="2200"/>
+            <w:tcMar>
+              <w:top w:type="dxa" w:w="80"/>
+              <w:left w:type="dxa" w:w="100"/>
+              <w:bottom w:type="dxa" w:w="80"/>
+              <w:right w:type="dxa" w:w="100"/>
+            </w:tcMar>
+            <w:vAlign w:val="top"/>
+          </w:tcPr>
+          <w:p>
+            <w:pPr>
+              <w:spacing w:after="40"/>
+            </w:pPr>
+            <w:r>
+              <w:rPr>
+                <w:i/>
+                <w:iCs/>
+                <w:color w:val="5F6F80"/>
+                <w:sz w:val="19"/>
+                <w:szCs w:val="19"/>
+              </w:rPr>
+              <w:t xml:space="preserve">Not Average: write a counter-example that breaks the definition.</w:t>
+            </w:r>
+          </w:p>
+          <w:p>
+            <w:pPr>
+              <w:pBdr>
+                <w:bottom w:val="single" w:color="AFBECC" w:sz="6"/>
+              </w:pBdr>
+              <w:spacing w:after="30" w:before="150"/>
+            </w:pPr>
+            <w:r>
+              <w:t xml:space="preserve"/>
+            </w:r>
+          </w:p>
+        </w:tc>
+        <w:tc>
+          <w:tcPr>
+            <w:tcW w:type="dxa" w:w="2200"/>
+            <w:tcMar>
+              <w:top w:type="dxa" w:w="80"/>
+              <w:left w:type="dxa" w:w="100"/>
+              <w:bottom w:type="dxa" w:w="80"/>
+              <w:right w:type="dxa" w:w="100"/>
+            </w:tcMar>
+            <w:vAlign w:val="top"/>
+          </w:tcPr>
+          <w:p>
+            <w:pPr>
+              <w:spacing w:after="40"/>
               <w:jc w:val="center"/>
             </w:pPr>
             <w:r>
               <w:drawing>
                 <wp:inline distT="0" distB="0" distL="0" distR="0">
-                  <wp:extent cx="1047750" cy="790575"/>
+                  <wp:extent cx="876300" cy="657225"/>
                   <wp:effectExtent t="0" r="0" b="0" l="0"/>
                   <wp:docPr id="1" name="" descr="" title=""/>
                   <wp:cNvGraphicFramePr>
@@ -470,7 +718,7 @@
                         <pic:spPr bwMode="auto">
                           <a:xfrm>
                             <a:off x="0" y="0"/>
-                            <a:ext cx="1047750" cy="790575"/>
+                            <a:ext cx="876300" cy="657225"/>
                           </a:xfrm>
                           <a:prstGeom prst="rect">
                             <a:avLst/>
@@ -483,69 +731,10 @@
               </w:drawing>
             </w:r>
           </w:p>
-        </w:tc>
-        <w:tc>
-          <w:tcPr>
-            <w:tcW w:type="dxa" w:w="7560"/>
-            <w:tcMar>
-              <w:top w:type="dxa" w:w="100"/>
-              <w:left w:type="dxa" w:w="40"/>
-              <w:bottom w:type="dxa" w:w="100"/>
-              <w:right w:type="dxa" w:w="40"/>
-            </w:tcMar>
-            <w:vAlign w:val="center"/>
-          </w:tcPr>
-          <w:p>
-            <w:pPr>
-              <w:spacing w:after="50"/>
-            </w:pPr>
-            <w:r>
-              <w:rPr>
-                <w:b/>
-                <w:bCs/>
-                <w:color w:val="12355B"/>
-                <w:sz w:val="24"/>
-                <w:szCs w:val="24"/>
-              </w:rPr>
-              <w:t xml:space="preserve">Average</w:t>
-            </w:r>
-            <w:r>
-              <w:rPr>
-                <w:i/>
-                <w:iCs/>
-                <w:color w:val="5F6F80"/>
-                <w:sz w:val="19"/>
-                <w:szCs w:val="19"/>
-              </w:rPr>
-              <w:t xml:space="preserve">   Promedio</w:t>
-            </w:r>
-          </w:p>
-          <w:p>
-            <w:pPr>
-              <w:spacing w:after="40"/>
-            </w:pPr>
-            <w:r>
-              <w:rPr>
-                <w:sz w:val="21"/>
-                <w:szCs w:val="21"/>
-              </w:rPr>
-              <w:t xml:space="preserve">Another word for the mean — the amount each value would be if the total were shared equally.</w:t>
-            </w:r>
-          </w:p>
           <w:p>
             <w:pPr>
               <w:spacing w:after="0"/>
             </w:pPr>
-            <w:r>
-              <w:rPr>
-                <w:b/>
-                <w:bCs/>
-                <w:color w:val="1FA6A2"/>
-                <w:sz w:val="18"/>
-                <w:szCs w:val="18"/>
-              </w:rPr>
-              <w:t xml:space="preserve">Example:  </w:t>
-            </w:r>
             <w:r>
               <w:rPr>
                 <w:i/>
@@ -559,23 +748,6 @@
           </w:p>
         </w:tc>
       </w:tr>
-    </w:tbl>
-    <w:tbl>
-      <w:tblPr>
-        <w:tblW w:type="pct" w:w="100%"/>
-        <w:tblBorders>
-          <w:top w:val="none" w:color="FFFFFF" w:sz="0"/>
-          <w:left w:val="none" w:color="FFFFFF" w:sz="0"/>
-          <w:bottom w:val="single" w:color="C7D2DD" w:sz="4"/>
-          <w:right w:val="none" w:color="FFFFFF" w:sz="0"/>
-          <w:insideH w:val="none" w:color="FFFFFF" w:sz="0"/>
-          <w:insideV w:val="none" w:color="FFFFFF" w:sz="0"/>
-        </w:tblBorders>
-      </w:tblPr>
-      <w:tblGrid>
-        <w:gridCol w:w="1800"/>
-        <w:gridCol w:w="7560"/>
-      </w:tblGrid>
       <w:tr>
         <w:trPr>
           <w:cantSplit/>
@@ -584,22 +756,126 @@
           <w:tcPr>
             <w:tcW w:type="dxa" w:w="1800"/>
             <w:tcMar>
-              <w:top w:type="dxa" w:w="100"/>
-              <w:left w:type="dxa" w:w="40"/>
-              <w:bottom w:type="dxa" w:w="100"/>
-              <w:right w:type="dxa" w:w="120"/>
-            </w:tcMar>
-            <w:vAlign w:val="center"/>
-          </w:tcPr>
+              <w:top w:type="dxa" w:w="80"/>
+              <w:left w:type="dxa" w:w="100"/>
+              <w:bottom w:type="dxa" w:w="80"/>
+              <w:right w:type="dxa" w:w="100"/>
+            </w:tcMar>
+            <w:vAlign w:val="top"/>
+          </w:tcPr>
+          <w:p>
+            <w:pPr>
+              <w:spacing w:after="30"/>
+            </w:pPr>
+            <w:r>
+              <w:rPr>
+                <w:b/>
+                <w:bCs/>
+                <w:color w:val="12355B"/>
+                <w:sz w:val="21"/>
+                <w:szCs w:val="21"/>
+              </w:rPr>
+              <w:t xml:space="preserve">Measure of center</w:t>
+            </w:r>
+          </w:p>
           <w:p>
             <w:pPr>
               <w:spacing w:after="0"/>
+            </w:pPr>
+            <w:r>
+              <w:rPr>
+                <w:i/>
+                <w:iCs/>
+                <w:color w:val="5F6F80"/>
+                <w:sz w:val="18"/>
+                <w:szCs w:val="18"/>
+              </w:rPr>
+              <w:t xml:space="preserve">Medida de centro</w:t>
+            </w:r>
+          </w:p>
+        </w:tc>
+        <w:tc>
+          <w:tcPr>
+            <w:tcW w:type="dxa" w:w="3160"/>
+            <w:tcMar>
+              <w:top w:type="dxa" w:w="80"/>
+              <w:left w:type="dxa" w:w="100"/>
+              <w:bottom w:type="dxa" w:w="80"/>
+              <w:right w:type="dxa" w:w="100"/>
+            </w:tcMar>
+            <w:vAlign w:val="top"/>
+          </w:tcPr>
+          <w:p>
+            <w:pPr>
+              <w:spacing w:after="0"/>
+            </w:pPr>
+            <w:r>
+              <w:rPr>
+                <w:sz w:val="20"/>
+                <w:szCs w:val="20"/>
+              </w:rPr>
+              <w:t xml:space="preserve">A single number used to describe the middle, or typical value, of a whole data set.</w:t>
+            </w:r>
+          </w:p>
+        </w:tc>
+        <w:tc>
+          <w:tcPr>
+            <w:tcW w:type="dxa" w:w="2200"/>
+            <w:tcMar>
+              <w:top w:type="dxa" w:w="80"/>
+              <w:left w:type="dxa" w:w="100"/>
+              <w:bottom w:type="dxa" w:w="80"/>
+              <w:right w:type="dxa" w:w="100"/>
+            </w:tcMar>
+            <w:vAlign w:val="top"/>
+          </w:tcPr>
+          <w:p>
+            <w:pPr>
+              <w:spacing w:after="40"/>
+            </w:pPr>
+            <w:r>
+              <w:rPr>
+                <w:i/>
+                <w:iCs/>
+                <w:color w:val="5F6F80"/>
+                <w:sz w:val="19"/>
+                <w:szCs w:val="19"/>
+              </w:rPr>
+              <w:t xml:space="preserve">Not Measure of center: write a counter-example that breaks the definition.</w:t>
+            </w:r>
+          </w:p>
+          <w:p>
+            <w:pPr>
+              <w:pBdr>
+                <w:bottom w:val="single" w:color="AFBECC" w:sz="6"/>
+              </w:pBdr>
+              <w:spacing w:after="30" w:before="150"/>
+            </w:pPr>
+            <w:r>
+              <w:t xml:space="preserve"/>
+            </w:r>
+          </w:p>
+        </w:tc>
+        <w:tc>
+          <w:tcPr>
+            <w:tcW w:type="dxa" w:w="2200"/>
+            <w:tcMar>
+              <w:top w:type="dxa" w:w="80"/>
+              <w:left w:type="dxa" w:w="100"/>
+              <w:bottom w:type="dxa" w:w="80"/>
+              <w:right w:type="dxa" w:w="100"/>
+            </w:tcMar>
+            <w:vAlign w:val="top"/>
+          </w:tcPr>
+          <w:p>
+            <w:pPr>
+              <w:spacing w:after="40"/>
               <w:jc w:val="center"/>
             </w:pPr>
             <w:r>
               <w:drawing>
                 <wp:inline distT="0" distB="0" distL="0" distR="0">
-                  <wp:extent cx="1047750" cy="790575"/>
+                  <wp:extent cx="876300" cy="657225"/>
                   <wp:effectExtent t="0" r="0" b="0" l="0"/>
                   <wp:docPr id="1" name="" descr="" title=""/>
                   <wp:cNvGraphicFramePr>
@@ -624,7 +900,7 @@
                         <pic:spPr bwMode="auto">
                           <a:xfrm>
                             <a:off x="0" y="0"/>
-                            <a:ext cx="1047750" cy="790575"/>
+                            <a:ext cx="876300" cy="657225"/>
                           </a:xfrm>
                           <a:prstGeom prst="rect">
                             <a:avLst/>
@@ -637,69 +913,10 @@
               </w:drawing>
             </w:r>
           </w:p>
-        </w:tc>
-        <w:tc>
-          <w:tcPr>
-            <w:tcW w:type="dxa" w:w="7560"/>
-            <w:tcMar>
-              <w:top w:type="dxa" w:w="100"/>
-              <w:left w:type="dxa" w:w="40"/>
-              <w:bottom w:type="dxa" w:w="100"/>
-              <w:right w:type="dxa" w:w="40"/>
-            </w:tcMar>
-            <w:vAlign w:val="center"/>
-          </w:tcPr>
-          <w:p>
-            <w:pPr>
-              <w:spacing w:after="50"/>
-            </w:pPr>
-            <w:r>
-              <w:rPr>
-                <w:b/>
-                <w:bCs/>
-                <w:color w:val="12355B"/>
-                <w:sz w:val="24"/>
-                <w:szCs w:val="24"/>
-              </w:rPr>
-              <w:t xml:space="preserve">Measure of center</w:t>
-            </w:r>
-            <w:r>
-              <w:rPr>
-                <w:i/>
-                <w:iCs/>
-                <w:color w:val="5F6F80"/>
-                <w:sz w:val="19"/>
-                <w:szCs w:val="19"/>
-              </w:rPr>
-              <w:t xml:space="preserve">   Medida de centro</w:t>
-            </w:r>
-          </w:p>
-          <w:p>
-            <w:pPr>
-              <w:spacing w:after="40"/>
-            </w:pPr>
-            <w:r>
-              <w:rPr>
-                <w:sz w:val="21"/>
-                <w:szCs w:val="21"/>
-              </w:rPr>
-              <w:t xml:space="preserve">A single number used to describe the middle, or typical value, of a whole data set.</w:t>
-            </w:r>
-          </w:p>
           <w:p>
             <w:pPr>
               <w:spacing w:after="0"/>
             </w:pPr>
-            <w:r>
-              <w:rPr>
-                <w:b/>
-                <w:bCs/>
-                <w:color w:val="1FA6A2"/>
-                <w:sz w:val="18"/>
-                <w:szCs w:val="18"/>
-              </w:rPr>
-              <w:t xml:space="preserve">Example:  </w:t>
-            </w:r>
             <w:r>
               <w:rPr>
                 <w:i/>
@@ -713,23 +930,6 @@
           </w:p>
         </w:tc>
       </w:tr>
-    </w:tbl>
-    <w:tbl>
-      <w:tblPr>
-        <w:tblW w:type="pct" w:w="100%"/>
-        <w:tblBorders>
-          <w:top w:val="none" w:color="FFFFFF" w:sz="0"/>
-          <w:left w:val="none" w:color="FFFFFF" w:sz="0"/>
-          <w:bottom w:val="single" w:color="C7D2DD" w:sz="4"/>
-          <w:right w:val="none" w:color="FFFFFF" w:sz="0"/>
-          <w:insideH w:val="none" w:color="FFFFFF" w:sz="0"/>
-          <w:insideV w:val="none" w:color="FFFFFF" w:sz="0"/>
-        </w:tblBorders>
-      </w:tblPr>
-      <w:tblGrid>
-        <w:gridCol w:w="1800"/>
-        <w:gridCol w:w="7560"/>
-      </w:tblGrid>
       <w:tr>
         <w:trPr>
           <w:cantSplit/>
@@ -738,22 +938,126 @@
           <w:tcPr>
             <w:tcW w:type="dxa" w:w="1800"/>
             <w:tcMar>
-              <w:top w:type="dxa" w:w="100"/>
-              <w:left w:type="dxa" w:w="40"/>
-              <w:bottom w:type="dxa" w:w="100"/>
-              <w:right w:type="dxa" w:w="120"/>
-            </w:tcMar>
-            <w:vAlign w:val="center"/>
-          </w:tcPr>
+              <w:top w:type="dxa" w:w="80"/>
+              <w:left w:type="dxa" w:w="100"/>
+              <w:bottom w:type="dxa" w:w="80"/>
+              <w:right w:type="dxa" w:w="100"/>
+            </w:tcMar>
+            <w:vAlign w:val="top"/>
+          </w:tcPr>
+          <w:p>
+            <w:pPr>
+              <w:spacing w:after="30"/>
+            </w:pPr>
+            <w:r>
+              <w:rPr>
+                <w:b/>
+                <w:bCs/>
+                <w:color w:val="12355B"/>
+                <w:sz w:val="21"/>
+                <w:szCs w:val="21"/>
+              </w:rPr>
+              <w:t xml:space="preserve">Balance point</w:t>
+            </w:r>
+          </w:p>
           <w:p>
             <w:pPr>
               <w:spacing w:after="0"/>
+            </w:pPr>
+            <w:r>
+              <w:rPr>
+                <w:i/>
+                <w:iCs/>
+                <w:color w:val="5F6F80"/>
+                <w:sz w:val="18"/>
+                <w:szCs w:val="18"/>
+              </w:rPr>
+              <w:t xml:space="preserve">Punto de equilibrio</w:t>
+            </w:r>
+          </w:p>
+        </w:tc>
+        <w:tc>
+          <w:tcPr>
+            <w:tcW w:type="dxa" w:w="3160"/>
+            <w:tcMar>
+              <w:top w:type="dxa" w:w="80"/>
+              <w:left w:type="dxa" w:w="100"/>
+              <w:bottom w:type="dxa" w:w="80"/>
+              <w:right w:type="dxa" w:w="100"/>
+            </w:tcMar>
+            <w:vAlign w:val="top"/>
+          </w:tcPr>
+          <w:p>
+            <w:pPr>
+              <w:spacing w:after="0"/>
+            </w:pPr>
+            <w:r>
+              <w:rPr>
+                <w:sz w:val="20"/>
+                <w:szCs w:val="20"/>
+              </w:rPr>
+              <w:t xml:space="preserve">The value where the total distance of the data above it equals the total distance below it. The mean is the balance point.</w:t>
+            </w:r>
+          </w:p>
+        </w:tc>
+        <w:tc>
+          <w:tcPr>
+            <w:tcW w:type="dxa" w:w="2200"/>
+            <w:tcMar>
+              <w:top w:type="dxa" w:w="80"/>
+              <w:left w:type="dxa" w:w="100"/>
+              <w:bottom w:type="dxa" w:w="80"/>
+              <w:right w:type="dxa" w:w="100"/>
+            </w:tcMar>
+            <w:vAlign w:val="top"/>
+          </w:tcPr>
+          <w:p>
+            <w:pPr>
+              <w:spacing w:after="40"/>
+            </w:pPr>
+            <w:r>
+              <w:rPr>
+                <w:i/>
+                <w:iCs/>
+                <w:color w:val="5F6F80"/>
+                <w:sz w:val="19"/>
+                <w:szCs w:val="19"/>
+              </w:rPr>
+              <w:t xml:space="preserve">Not Balance point: write a counter-example that breaks the definition.</w:t>
+            </w:r>
+          </w:p>
+          <w:p>
+            <w:pPr>
+              <w:pBdr>
+                <w:bottom w:val="single" w:color="AFBECC" w:sz="6"/>
+              </w:pBdr>
+              <w:spacing w:after="30" w:before="150"/>
+            </w:pPr>
+            <w:r>
+              <w:t xml:space="preserve"/>
+            </w:r>
+          </w:p>
+        </w:tc>
+        <w:tc>
+          <w:tcPr>
+            <w:tcW w:type="dxa" w:w="2200"/>
+            <w:tcMar>
+              <w:top w:type="dxa" w:w="80"/>
+              <w:left w:type="dxa" w:w="100"/>
+              <w:bottom w:type="dxa" w:w="80"/>
+              <w:right w:type="dxa" w:w="100"/>
+            </w:tcMar>
+            <w:vAlign w:val="top"/>
+          </w:tcPr>
+          <w:p>
+            <w:pPr>
+              <w:spacing w:after="40"/>
               <w:jc w:val="center"/>
             </w:pPr>
             <w:r>
               <w:drawing>
                 <wp:inline distT="0" distB="0" distL="0" distR="0">
-                  <wp:extent cx="1047750" cy="790575"/>
+                  <wp:extent cx="876300" cy="657225"/>
                   <wp:effectExtent t="0" r="0" b="0" l="0"/>
                   <wp:docPr id="1" name="" descr="" title=""/>
                   <wp:cNvGraphicFramePr>
@@ -778,7 +1082,7 @@
                         <pic:spPr bwMode="auto">
                           <a:xfrm>
                             <a:off x="0" y="0"/>
-                            <a:ext cx="1047750" cy="790575"/>
+                            <a:ext cx="876300" cy="657225"/>
                           </a:xfrm>
                           <a:prstGeom prst="rect">
                             <a:avLst/>
@@ -791,69 +1095,10 @@
               </w:drawing>
             </w:r>
           </w:p>
-        </w:tc>
-        <w:tc>
-          <w:tcPr>
-            <w:tcW w:type="dxa" w:w="7560"/>
-            <w:tcMar>
-              <w:top w:type="dxa" w:w="100"/>
-              <w:left w:type="dxa" w:w="40"/>
-              <w:bottom w:type="dxa" w:w="100"/>
-              <w:right w:type="dxa" w:w="40"/>
-            </w:tcMar>
-            <w:vAlign w:val="center"/>
-          </w:tcPr>
-          <w:p>
-            <w:pPr>
-              <w:spacing w:after="50"/>
-            </w:pPr>
-            <w:r>
-              <w:rPr>
-                <w:b/>
-                <w:bCs/>
-                <w:color w:val="12355B"/>
-                <w:sz w:val="24"/>
-                <w:szCs w:val="24"/>
-              </w:rPr>
-              <w:t xml:space="preserve">Balance point</w:t>
-            </w:r>
-            <w:r>
-              <w:rPr>
-                <w:i/>
-                <w:iCs/>
-                <w:color w:val="5F6F80"/>
-                <w:sz w:val="19"/>
-                <w:szCs w:val="19"/>
-              </w:rPr>
-              <w:t xml:space="preserve">   Punto de equilibrio</w:t>
-            </w:r>
-          </w:p>
-          <w:p>
-            <w:pPr>
-              <w:spacing w:after="40"/>
-            </w:pPr>
-            <w:r>
-              <w:rPr>
-                <w:sz w:val="21"/>
-                <w:szCs w:val="21"/>
-              </w:rPr>
-              <w:t xml:space="preserve">The value where the total distance of the data above it equals the total distance below it. The mean is the balance point.</w:t>
-            </w:r>
-          </w:p>
           <w:p>
             <w:pPr>
               <w:spacing w:after="0"/>
             </w:pPr>
-            <w:r>
-              <w:rPr>
-                <w:b/>
-                <w:bCs/>
-                <w:color w:val="1FA6A2"/>
-                <w:sz w:val="18"/>
-                <w:szCs w:val="18"/>
-              </w:rPr>
-              <w:t xml:space="preserve">Example:  </w:t>
-            </w:r>
             <w:r>
               <w:rPr>
                 <w:i/>
@@ -867,23 +1112,6 @@
           </w:p>
         </w:tc>
       </w:tr>
-    </w:tbl>
-    <w:tbl>
-      <w:tblPr>
-        <w:tblW w:type="pct" w:w="100%"/>
-        <w:tblBorders>
-          <w:top w:val="none" w:color="FFFFFF" w:sz="0"/>
-          <w:left w:val="none" w:color="FFFFFF" w:sz="0"/>
-          <w:bottom w:val="single" w:color="C7D2DD" w:sz="4"/>
-          <w:right w:val="none" w:color="FFFFFF" w:sz="0"/>
-          <w:insideH w:val="none" w:color="FFFFFF" w:sz="0"/>
-          <w:insideV w:val="none" w:color="FFFFFF" w:sz="0"/>
-        </w:tblBorders>
-      </w:tblPr>
-      <w:tblGrid>
-        <w:gridCol w:w="1800"/>
-        <w:gridCol w:w="7560"/>
-      </w:tblGrid>
       <w:tr>
         <w:trPr>
           <w:cantSplit/>
@@ -892,22 +1120,126 @@
           <w:tcPr>
             <w:tcW w:type="dxa" w:w="1800"/>
             <w:tcMar>
-              <w:top w:type="dxa" w:w="100"/>
-              <w:left w:type="dxa" w:w="40"/>
-              <w:bottom w:type="dxa" w:w="100"/>
-              <w:right w:type="dxa" w:w="120"/>
-            </w:tcMar>
-            <w:vAlign w:val="center"/>
-          </w:tcPr>
+              <w:top w:type="dxa" w:w="80"/>
+              <w:left w:type="dxa" w:w="100"/>
+              <w:bottom w:type="dxa" w:w="80"/>
+              <w:right w:type="dxa" w:w="100"/>
+            </w:tcMar>
+            <w:vAlign w:val="top"/>
+          </w:tcPr>
+          <w:p>
+            <w:pPr>
+              <w:spacing w:after="30"/>
+            </w:pPr>
+            <w:r>
+              <w:rPr>
+                <w:b/>
+                <w:bCs/>
+                <w:color w:val="12355B"/>
+                <w:sz w:val="21"/>
+                <w:szCs w:val="21"/>
+              </w:rPr>
+              <w:t xml:space="preserve">Data set</w:t>
+            </w:r>
+          </w:p>
           <w:p>
             <w:pPr>
               <w:spacing w:after="0"/>
+            </w:pPr>
+            <w:r>
+              <w:rPr>
+                <w:i/>
+                <w:iCs/>
+                <w:color w:val="5F6F80"/>
+                <w:sz w:val="18"/>
+                <w:szCs w:val="18"/>
+              </w:rPr>
+              <w:t xml:space="preserve">Conjunto de datos</w:t>
+            </w:r>
+          </w:p>
+        </w:tc>
+        <w:tc>
+          <w:tcPr>
+            <w:tcW w:type="dxa" w:w="3160"/>
+            <w:tcMar>
+              <w:top w:type="dxa" w:w="80"/>
+              <w:left w:type="dxa" w:w="100"/>
+              <w:bottom w:type="dxa" w:w="80"/>
+              <w:right w:type="dxa" w:w="100"/>
+            </w:tcMar>
+            <w:vAlign w:val="top"/>
+          </w:tcPr>
+          <w:p>
+            <w:pPr>
+              <w:spacing w:after="0"/>
+            </w:pPr>
+            <w:r>
+              <w:rPr>
+                <w:sz w:val="20"/>
+                <w:szCs w:val="20"/>
+              </w:rPr>
+              <w:t xml:space="preserve">The whole collection of values that were gathered or measured.</w:t>
+            </w:r>
+          </w:p>
+        </w:tc>
+        <w:tc>
+          <w:tcPr>
+            <w:tcW w:type="dxa" w:w="2200"/>
+            <w:tcMar>
+              <w:top w:type="dxa" w:w="80"/>
+              <w:left w:type="dxa" w:w="100"/>
+              <w:bottom w:type="dxa" w:w="80"/>
+              <w:right w:type="dxa" w:w="100"/>
+            </w:tcMar>
+            <w:vAlign w:val="top"/>
+          </w:tcPr>
+          <w:p>
+            <w:pPr>
+              <w:spacing w:after="40"/>
+            </w:pPr>
+            <w:r>
+              <w:rPr>
+                <w:i/>
+                <w:iCs/>
+                <w:color w:val="5F6F80"/>
+                <w:sz w:val="19"/>
+                <w:szCs w:val="19"/>
+              </w:rPr>
+              <w:t xml:space="preserve">Not Data set: write a counter-example that breaks the definition.</w:t>
+            </w:r>
+          </w:p>
+          <w:p>
+            <w:pPr>
+              <w:pBdr>
+                <w:bottom w:val="single" w:color="AFBECC" w:sz="6"/>
+              </w:pBdr>
+              <w:spacing w:after="30" w:before="150"/>
+            </w:pPr>
+            <w:r>
+              <w:t xml:space="preserve"/>
+            </w:r>
+          </w:p>
+        </w:tc>
+        <w:tc>
+          <w:tcPr>
+            <w:tcW w:type="dxa" w:w="2200"/>
+            <w:tcMar>
+              <w:top w:type="dxa" w:w="80"/>
+              <w:left w:type="dxa" w:w="100"/>
+              <w:bottom w:type="dxa" w:w="80"/>
+              <w:right w:type="dxa" w:w="100"/>
+            </w:tcMar>
+            <w:vAlign w:val="top"/>
+          </w:tcPr>
+          <w:p>
+            <w:pPr>
+              <w:spacing w:after="40"/>
               <w:jc w:val="center"/>
             </w:pPr>
             <w:r>
               <w:drawing>
                 <wp:inline distT="0" distB="0" distL="0" distR="0">
-                  <wp:extent cx="1047750" cy="790575"/>
+                  <wp:extent cx="876300" cy="657225"/>
                   <wp:effectExtent t="0" r="0" b="0" l="0"/>
                   <wp:docPr id="1" name="" descr="" title=""/>
                   <wp:cNvGraphicFramePr>
@@ -932,7 +1264,7 @@
                         <pic:spPr bwMode="auto">
                           <a:xfrm>
                             <a:off x="0" y="0"/>
-                            <a:ext cx="1047750" cy="790575"/>
+                            <a:ext cx="876300" cy="657225"/>
                           </a:xfrm>
                           <a:prstGeom prst="rect">
                             <a:avLst/>
@@ -945,69 +1277,10 @@
               </w:drawing>
             </w:r>
           </w:p>
-        </w:tc>
-        <w:tc>
-          <w:tcPr>
-            <w:tcW w:type="dxa" w:w="7560"/>
-            <w:tcMar>
-              <w:top w:type="dxa" w:w="100"/>
-              <w:left w:type="dxa" w:w="40"/>
-              <w:bottom w:type="dxa" w:w="100"/>
-              <w:right w:type="dxa" w:w="40"/>
-            </w:tcMar>
-            <w:vAlign w:val="center"/>
-          </w:tcPr>
-          <w:p>
-            <w:pPr>
-              <w:spacing w:after="50"/>
-            </w:pPr>
-            <w:r>
-              <w:rPr>
-                <w:b/>
-                <w:bCs/>
-                <w:color w:val="12355B"/>
-                <w:sz w:val="24"/>
-                <w:szCs w:val="24"/>
-              </w:rPr>
-              <w:t xml:space="preserve">Data set</w:t>
-            </w:r>
-            <w:r>
-              <w:rPr>
-                <w:i/>
-                <w:iCs/>
-                <w:color w:val="5F6F80"/>
-                <w:sz w:val="19"/>
-                <w:szCs w:val="19"/>
-              </w:rPr>
-              <w:t xml:space="preserve">   Conjunto de datos</w:t>
-            </w:r>
-          </w:p>
-          <w:p>
-            <w:pPr>
-              <w:spacing w:after="40"/>
-            </w:pPr>
-            <w:r>
-              <w:rPr>
-                <w:sz w:val="21"/>
-                <w:szCs w:val="21"/>
-              </w:rPr>
-              <w:t xml:space="preserve">The whole collection of values that were gathered or measured.</w:t>
-            </w:r>
-          </w:p>
           <w:p>
             <w:pPr>
               <w:spacing w:after="0"/>
             </w:pPr>
-            <w:r>
-              <w:rPr>
-                <w:b/>
-                <w:bCs/>
-                <w:color w:val="1FA6A2"/>
-                <w:sz w:val="18"/>
-                <w:szCs w:val="18"/>
-              </w:rPr>
-              <w:t xml:space="preserve">Example:  </w:t>
-            </w:r>
             <w:r>
               <w:rPr>
                 <w:i/>
@@ -1021,23 +1294,6 @@
           </w:p>
         </w:tc>
       </w:tr>
-    </w:tbl>
-    <w:tbl>
-      <w:tblPr>
-        <w:tblW w:type="pct" w:w="100%"/>
-        <w:tblBorders>
-          <w:top w:val="none" w:color="FFFFFF" w:sz="0"/>
-          <w:left w:val="none" w:color="FFFFFF" w:sz="0"/>
-          <w:bottom w:val="single" w:color="C7D2DD" w:sz="4"/>
-          <w:right w:val="none" w:color="FFFFFF" w:sz="0"/>
-          <w:insideH w:val="none" w:color="FFFFFF" w:sz="0"/>
-          <w:insideV w:val="none" w:color="FFFFFF" w:sz="0"/>
-        </w:tblBorders>
-      </w:tblPr>
-      <w:tblGrid>
-        <w:gridCol w:w="1800"/>
-        <w:gridCol w:w="7560"/>
-      </w:tblGrid>
       <w:tr>
         <w:trPr>
           <w:cantSplit/>
@@ -1046,22 +1302,126 @@
           <w:tcPr>
             <w:tcW w:type="dxa" w:w="1800"/>
             <w:tcMar>
-              <w:top w:type="dxa" w:w="100"/>
-              <w:left w:type="dxa" w:w="40"/>
-              <w:bottom w:type="dxa" w:w="100"/>
-              <w:right w:type="dxa" w:w="120"/>
-            </w:tcMar>
-            <w:vAlign w:val="center"/>
-          </w:tcPr>
+              <w:top w:type="dxa" w:w="80"/>
+              <w:left w:type="dxa" w:w="100"/>
+              <w:bottom w:type="dxa" w:w="80"/>
+              <w:right w:type="dxa" w:w="100"/>
+            </w:tcMar>
+            <w:vAlign w:val="top"/>
+          </w:tcPr>
+          <w:p>
+            <w:pPr>
+              <w:spacing w:after="30"/>
+            </w:pPr>
+            <w:r>
+              <w:rPr>
+                <w:b/>
+                <w:bCs/>
+                <w:color w:val="12355B"/>
+                <w:sz w:val="21"/>
+                <w:szCs w:val="21"/>
+              </w:rPr>
+              <w:t xml:space="preserve">Target mean</w:t>
+            </w:r>
+          </w:p>
           <w:p>
             <w:pPr>
               <w:spacing w:after="0"/>
+            </w:pPr>
+            <w:r>
+              <w:rPr>
+                <w:i/>
+                <w:iCs/>
+                <w:color w:val="5F6F80"/>
+                <w:sz w:val="18"/>
+                <w:szCs w:val="18"/>
+              </w:rPr>
+              <w:t xml:space="preserve">Media objetivo</w:t>
+            </w:r>
+          </w:p>
+        </w:tc>
+        <w:tc>
+          <w:tcPr>
+            <w:tcW w:type="dxa" w:w="3160"/>
+            <w:tcMar>
+              <w:top w:type="dxa" w:w="80"/>
+              <w:left w:type="dxa" w:w="100"/>
+              <w:bottom w:type="dxa" w:w="80"/>
+              <w:right w:type="dxa" w:w="100"/>
+            </w:tcMar>
+            <w:vAlign w:val="top"/>
+          </w:tcPr>
+          <w:p>
+            <w:pPr>
+              <w:spacing w:after="0"/>
+            </w:pPr>
+            <w:r>
+              <w:rPr>
+                <w:sz w:val="20"/>
+                <w:szCs w:val="20"/>
+              </w:rPr>
+              <w:t xml:space="preserve">The mean a person is trying to reach.</w:t>
+            </w:r>
+          </w:p>
+        </w:tc>
+        <w:tc>
+          <w:tcPr>
+            <w:tcW w:type="dxa" w:w="2200"/>
+            <w:tcMar>
+              <w:top w:type="dxa" w:w="80"/>
+              <w:left w:type="dxa" w:w="100"/>
+              <w:bottom w:type="dxa" w:w="80"/>
+              <w:right w:type="dxa" w:w="100"/>
+            </w:tcMar>
+            <w:vAlign w:val="top"/>
+          </w:tcPr>
+          <w:p>
+            <w:pPr>
+              <w:spacing w:after="40"/>
+            </w:pPr>
+            <w:r>
+              <w:rPr>
+                <w:i/>
+                <w:iCs/>
+                <w:color w:val="5F6F80"/>
+                <w:sz w:val="19"/>
+                <w:szCs w:val="19"/>
+              </w:rPr>
+              <w:t xml:space="preserve">Not Target mean: write a counter-example that breaks the definition.</w:t>
+            </w:r>
+          </w:p>
+          <w:p>
+            <w:pPr>
+              <w:pBdr>
+                <w:bottom w:val="single" w:color="AFBECC" w:sz="6"/>
+              </w:pBdr>
+              <w:spacing w:after="30" w:before="150"/>
+            </w:pPr>
+            <w:r>
+              <w:t xml:space="preserve"/>
+            </w:r>
+          </w:p>
+        </w:tc>
+        <w:tc>
+          <w:tcPr>
+            <w:tcW w:type="dxa" w:w="2200"/>
+            <w:tcMar>
+              <w:top w:type="dxa" w:w="80"/>
+              <w:left w:type="dxa" w:w="100"/>
+              <w:bottom w:type="dxa" w:w="80"/>
+              <w:right w:type="dxa" w:w="100"/>
+            </w:tcMar>
+            <w:vAlign w:val="top"/>
+          </w:tcPr>
+          <w:p>
+            <w:pPr>
+              <w:spacing w:after="40"/>
               <w:jc w:val="center"/>
             </w:pPr>
             <w:r>
               <w:drawing>
                 <wp:inline distT="0" distB="0" distL="0" distR="0">
-                  <wp:extent cx="1047750" cy="790575"/>
+                  <wp:extent cx="876300" cy="657225"/>
                   <wp:effectExtent t="0" r="0" b="0" l="0"/>
                   <wp:docPr id="1" name="" descr="" title=""/>
                   <wp:cNvGraphicFramePr>
@@ -1086,7 +1446,7 @@
                         <pic:spPr bwMode="auto">
                           <a:xfrm>
                             <a:off x="0" y="0"/>
-                            <a:ext cx="1047750" cy="790575"/>
+                            <a:ext cx="876300" cy="657225"/>
                           </a:xfrm>
                           <a:prstGeom prst="rect">
                             <a:avLst/>
@@ -1099,69 +1459,10 @@
               </w:drawing>
             </w:r>
           </w:p>
-        </w:tc>
-        <w:tc>
-          <w:tcPr>
-            <w:tcW w:type="dxa" w:w="7560"/>
-            <w:tcMar>
-              <w:top w:type="dxa" w:w="100"/>
-              <w:left w:type="dxa" w:w="40"/>
-              <w:bottom w:type="dxa" w:w="100"/>
-              <w:right w:type="dxa" w:w="40"/>
-            </w:tcMar>
-            <w:vAlign w:val="center"/>
-          </w:tcPr>
-          <w:p>
-            <w:pPr>
-              <w:spacing w:after="50"/>
-            </w:pPr>
-            <w:r>
-              <w:rPr>
-                <w:b/>
-                <w:bCs/>
-                <w:color w:val="12355B"/>
-                <w:sz w:val="24"/>
-                <w:szCs w:val="24"/>
-              </w:rPr>
-              <w:t xml:space="preserve">Target mean</w:t>
-            </w:r>
-            <w:r>
-              <w:rPr>
-                <w:i/>
-                <w:iCs/>
-                <w:color w:val="5F6F80"/>
-                <w:sz w:val="19"/>
-                <w:szCs w:val="19"/>
-              </w:rPr>
-              <w:t xml:space="preserve">   Media objetivo</w:t>
-            </w:r>
-          </w:p>
-          <w:p>
-            <w:pPr>
-              <w:spacing w:after="40"/>
-            </w:pPr>
-            <w:r>
-              <w:rPr>
-                <w:sz w:val="21"/>
-                <w:szCs w:val="21"/>
-              </w:rPr>
-              <w:t xml:space="preserve">The mean a person is trying to reach.</w:t>
-            </w:r>
-          </w:p>
           <w:p>
             <w:pPr>
               <w:spacing w:after="0"/>
             </w:pPr>
-            <w:r>
-              <w:rPr>
-                <w:b/>
-                <w:bCs/>
-                <w:color w:val="1FA6A2"/>
-                <w:sz w:val="18"/>
-                <w:szCs w:val="18"/>
-              </w:rPr>
-              <w:t xml:space="preserve">Example:  </w:t>
-            </w:r>
             <w:r>
               <w:rPr>
                 <w:i/>
@@ -1175,23 +1476,6 @@
           </w:p>
         </w:tc>
       </w:tr>
-    </w:tbl>
-    <w:tbl>
-      <w:tblPr>
-        <w:tblW w:type="pct" w:w="100%"/>
-        <w:tblBorders>
-          <w:top w:val="none" w:color="FFFFFF" w:sz="0"/>
-          <w:left w:val="none" w:color="FFFFFF" w:sz="0"/>
-          <w:bottom w:val="single" w:color="C7D2DD" w:sz="4"/>
-          <w:right w:val="none" w:color="FFFFFF" w:sz="0"/>
-          <w:insideH w:val="none" w:color="FFFFFF" w:sz="0"/>
-          <w:insideV w:val="none" w:color="FFFFFF" w:sz="0"/>
-        </w:tblBorders>
-      </w:tblPr>
-      <w:tblGrid>
-        <w:gridCol w:w="1800"/>
-        <w:gridCol w:w="7560"/>
-      </w:tblGrid>
       <w:tr>
         <w:trPr>
           <w:cantSplit/>
@@ -1200,22 +1484,126 @@
           <w:tcPr>
             <w:tcW w:type="dxa" w:w="1800"/>
             <w:tcMar>
-              <w:top w:type="dxa" w:w="100"/>
-              <w:left w:type="dxa" w:w="40"/>
-              <w:bottom w:type="dxa" w:w="100"/>
-              <w:right w:type="dxa" w:w="120"/>
-            </w:tcMar>
-            <w:vAlign w:val="center"/>
-          </w:tcPr>
+              <w:top w:type="dxa" w:w="80"/>
+              <w:left w:type="dxa" w:w="100"/>
+              <w:bottom w:type="dxa" w:w="80"/>
+              <w:right w:type="dxa" w:w="100"/>
+            </w:tcMar>
+            <w:vAlign w:val="top"/>
+          </w:tcPr>
+          <w:p>
+            <w:pPr>
+              <w:spacing w:after="30"/>
+            </w:pPr>
+            <w:r>
+              <w:rPr>
+                <w:b/>
+                <w:bCs/>
+                <w:color w:val="12355B"/>
+                <w:sz w:val="21"/>
+                <w:szCs w:val="21"/>
+              </w:rPr>
+              <w:t xml:space="preserve">Target total</w:t>
+            </w:r>
+          </w:p>
           <w:p>
             <w:pPr>
               <w:spacing w:after="0"/>
+            </w:pPr>
+            <w:r>
+              <w:rPr>
+                <w:i/>
+                <w:iCs/>
+                <w:color w:val="5F6F80"/>
+                <w:sz w:val="18"/>
+                <w:szCs w:val="18"/>
+              </w:rPr>
+              <w:t xml:space="preserve">Total objetivo</w:t>
+            </w:r>
+          </w:p>
+        </w:tc>
+        <w:tc>
+          <w:tcPr>
+            <w:tcW w:type="dxa" w:w="3160"/>
+            <w:tcMar>
+              <w:top w:type="dxa" w:w="80"/>
+              <w:left w:type="dxa" w:w="100"/>
+              <w:bottom w:type="dxa" w:w="80"/>
+              <w:right w:type="dxa" w:w="100"/>
+            </w:tcMar>
+            <w:vAlign w:val="top"/>
+          </w:tcPr>
+          <w:p>
+            <w:pPr>
+              <w:spacing w:after="0"/>
+            </w:pPr>
+            <w:r>
+              <w:rPr>
+                <w:sz w:val="20"/>
+                <w:szCs w:val="20"/>
+              </w:rPr>
+              <w:t xml:space="preserve">The target mean times the number of values.</w:t>
+            </w:r>
+          </w:p>
+        </w:tc>
+        <w:tc>
+          <w:tcPr>
+            <w:tcW w:type="dxa" w:w="2200"/>
+            <w:tcMar>
+              <w:top w:type="dxa" w:w="80"/>
+              <w:left w:type="dxa" w:w="100"/>
+              <w:bottom w:type="dxa" w:w="80"/>
+              <w:right w:type="dxa" w:w="100"/>
+            </w:tcMar>
+            <w:vAlign w:val="top"/>
+          </w:tcPr>
+          <w:p>
+            <w:pPr>
+              <w:spacing w:after="40"/>
+            </w:pPr>
+            <w:r>
+              <w:rPr>
+                <w:i/>
+                <w:iCs/>
+                <w:color w:val="5F6F80"/>
+                <w:sz w:val="19"/>
+                <w:szCs w:val="19"/>
+              </w:rPr>
+              <w:t xml:space="preserve">Not Target total: write a counter-example that breaks the definition.</w:t>
+            </w:r>
+          </w:p>
+          <w:p>
+            <w:pPr>
+              <w:pBdr>
+                <w:bottom w:val="single" w:color="AFBECC" w:sz="6"/>
+              </w:pBdr>
+              <w:spacing w:after="30" w:before="150"/>
+            </w:pPr>
+            <w:r>
+              <w:t xml:space="preserve"/>
+            </w:r>
+          </w:p>
+        </w:tc>
+        <w:tc>
+          <w:tcPr>
+            <w:tcW w:type="dxa" w:w="2200"/>
+            <w:tcMar>
+              <w:top w:type="dxa" w:w="80"/>
+              <w:left w:type="dxa" w:w="100"/>
+              <w:bottom w:type="dxa" w:w="80"/>
+              <w:right w:type="dxa" w:w="100"/>
+            </w:tcMar>
+            <w:vAlign w:val="top"/>
+          </w:tcPr>
+          <w:p>
+            <w:pPr>
+              <w:spacing w:after="40"/>
               <w:jc w:val="center"/>
             </w:pPr>
             <w:r>
               <w:drawing>
                 <wp:inline distT="0" distB="0" distL="0" distR="0">
-                  <wp:extent cx="1047750" cy="790575"/>
+                  <wp:extent cx="876300" cy="657225"/>
                   <wp:effectExtent t="0" r="0" b="0" l="0"/>
                   <wp:docPr id="1" name="" descr="" title=""/>
                   <wp:cNvGraphicFramePr>
@@ -1240,7 +1628,7 @@
                         <pic:spPr bwMode="auto">
                           <a:xfrm>
                             <a:off x="0" y="0"/>
-                            <a:ext cx="1047750" cy="790575"/>
+                            <a:ext cx="876300" cy="657225"/>
                           </a:xfrm>
                           <a:prstGeom prst="rect">
                             <a:avLst/>
@@ -1253,69 +1641,10 @@
               </w:drawing>
             </w:r>
           </w:p>
-        </w:tc>
-        <w:tc>
-          <w:tcPr>
-            <w:tcW w:type="dxa" w:w="7560"/>
-            <w:tcMar>
-              <w:top w:type="dxa" w:w="100"/>
-              <w:left w:type="dxa" w:w="40"/>
-              <w:bottom w:type="dxa" w:w="100"/>
-              <w:right w:type="dxa" w:w="40"/>
-            </w:tcMar>
-            <w:vAlign w:val="center"/>
-          </w:tcPr>
-          <w:p>
-            <w:pPr>
-              <w:spacing w:after="50"/>
-            </w:pPr>
-            <w:r>
-              <w:rPr>
-                <w:b/>
-                <w:bCs/>
-                <w:color w:val="12355B"/>
-                <w:sz w:val="24"/>
-                <w:szCs w:val="24"/>
-              </w:rPr>
-              <w:t xml:space="preserve">Target total</w:t>
-            </w:r>
-            <w:r>
-              <w:rPr>
-                <w:i/>
-                <w:iCs/>
-                <w:color w:val="5F6F80"/>
-                <w:sz w:val="19"/>
-                <w:szCs w:val="19"/>
-              </w:rPr>
-              <w:t xml:space="preserve">   Total objetivo</w:t>
-            </w:r>
-          </w:p>
-          <w:p>
-            <w:pPr>
-              <w:spacing w:after="40"/>
-            </w:pPr>
-            <w:r>
-              <w:rPr>
-                <w:sz w:val="21"/>
-                <w:szCs w:val="21"/>
-              </w:rPr>
-              <w:t xml:space="preserve">The target mean times the number of values.</w:t>
-            </w:r>
-          </w:p>
           <w:p>
             <w:pPr>
               <w:spacing w:after="0"/>
             </w:pPr>
-            <w:r>
-              <w:rPr>
-                <w:b/>
-                <w:bCs/>
-                <w:color w:val="1FA6A2"/>
-                <w:sz w:val="18"/>
-                <w:szCs w:val="18"/>
-              </w:rPr>
-              <w:t xml:space="preserve">Example:  </w:t>
-            </w:r>
             <w:r>
               <w:rPr>
                 <w:i/>
@@ -3719,7 +4048,7 @@
           <w:sz w:val="19"/>
           <w:szCs w:val="19"/>
         </w:rPr>
-        <w:t xml:space="preserve">   You Do — show your work</w:t>
+        <w:t xml:space="preserve">   You Do — show your work and reasoning</w:t>
       </w:r>
     </w:p>
     <w:p>
@@ -3734,7 +4063,7 @@
           <w:sz w:val="19"/>
           <w:szCs w:val="19"/>
         </w:rPr>
-        <w:t xml:space="preserve">Solve each problem. Show your thinking in the work box.</w:t>
+        <w:t xml:space="preserve">Solve each problem in the middle column and explain your reasoning using the sentence starters on the right.</w:t>
       </w:r>
     </w:p>
     <w:p>
@@ -3763,120 +4092,219 @@
         <w:t xml:space="preserve">   extra scaffolding</w:t>
       </w:r>
     </w:p>
-    <w:p>
-      <w:pPr>
-        <w:keepNext/>
-        <w:spacing w:after="60" w:before="160"/>
-      </w:pPr>
-      <w:r>
-        <w:rPr>
-          <w:b/>
-          <w:bCs/>
-          <w:color w:val="12355B"/>
-          <w:sz w:val="22"/>
-          <w:szCs w:val="22"/>
-        </w:rPr>
-        <w:t xml:space="preserve">1.  </w:t>
-      </w:r>
-      <w:r>
-        <w:rPr>
-          <w:b/>
-          <w:bCs/>
-          <w:sz w:val="21"/>
-          <w:szCs w:val="21"/>
-        </w:rPr>
-        <w:t xml:space="preserve">Find the mean of: 3, 5, 7, 9, 11</w:t>
-      </w:r>
-    </w:p>
-    <w:p>
-      <w:pPr>
-        <w:spacing w:after="40"/>
-        <w:ind w:left="420"/>
-      </w:pPr>
-      <w:r>
-        <w:rPr>
-          <w:sz w:val="20"/>
-          <w:szCs w:val="20"/>
-        </w:rPr>
-        <w:t xml:space="preserve">A)  5</w:t>
-      </w:r>
-    </w:p>
-    <w:p>
-      <w:pPr>
-        <w:spacing w:after="40"/>
-        <w:ind w:left="420"/>
-      </w:pPr>
-      <w:r>
-        <w:rPr>
-          <w:sz w:val="20"/>
-          <w:szCs w:val="20"/>
-        </w:rPr>
-        <w:t xml:space="preserve">B)  7</w:t>
-      </w:r>
-    </w:p>
-    <w:p>
-      <w:pPr>
-        <w:spacing w:after="40"/>
-        <w:ind w:left="420"/>
-      </w:pPr>
-      <w:r>
-        <w:rPr>
-          <w:sz w:val="20"/>
-          <w:szCs w:val="20"/>
-        </w:rPr>
-        <w:t xml:space="preserve">C)  9</w:t>
-      </w:r>
-    </w:p>
-    <w:p>
-      <w:pPr>
-        <w:spacing w:after="40"/>
-        <w:ind w:left="420"/>
-      </w:pPr>
-      <w:r>
-        <w:rPr>
-          <w:sz w:val="20"/>
-          <w:szCs w:val="20"/>
-        </w:rPr>
-        <w:t xml:space="preserve">D)  35</w:t>
-      </w:r>
-    </w:p>
-    <w:p>
-      <w:pPr>
-        <w:spacing w:after="20"/>
-      </w:pPr>
-      <w:r>
-        <w:t xml:space="preserve"/>
-      </w:r>
-    </w:p>
     <w:tbl>
       <w:tblPr>
-        <w:tblW w:type="pct" w:w="100%"/>
+        <w:tblW w:type="dxa" w:w="9360"/>
         <w:tblBorders>
           <w:top w:val="single" w:color="C7D2DD" w:sz="6"/>
           <w:left w:val="single" w:color="C7D2DD" w:sz="6"/>
           <w:bottom w:val="single" w:color="C7D2DD" w:sz="6"/>
           <w:right w:val="single" w:color="C7D2DD" w:sz="6"/>
-          <w:insideH w:val="single" w:color="auto" w:sz="4"/>
-          <w:insideV w:val="single" w:color="auto" w:sz="4"/>
+          <w:insideH w:val="single" w:color="C7D2DD" w:sz="6"/>
+          <w:insideV w:val="single" w:color="C7D2DD" w:sz="6"/>
         </w:tblBorders>
       </w:tblPr>
       <w:tblGrid>
-        <w:gridCol w:w="100"/>
+        <w:gridCol w:w="2800"/>
+        <w:gridCol w:w="3560"/>
+        <w:gridCol w:w="3000"/>
       </w:tblGrid>
       <w:tr>
-        <w:tc>
-          <w:tcPr>
+        <w:trPr>
+          <w:cantSplit/>
+          <w:tblHeader/>
+        </w:trPr>
+        <w:tc>
+          <w:tcPr>
+            <w:tcW w:type="dxa" w:w="2800"/>
+            <w:shd w:fill="EEF4F8" w:color="auto" w:val="clear"/>
+            <w:tcMar>
+              <w:top w:type="dxa" w:w="60"/>
+              <w:left w:type="dxa" w:w="100"/>
+              <w:bottom w:type="dxa" w:w="60"/>
+              <w:right w:type="dxa" w:w="100"/>
+            </w:tcMar>
+          </w:tcPr>
+          <w:p>
+            <w:pPr>
+              <w:spacing w:after="0"/>
+            </w:pPr>
+            <w:r>
+              <w:rPr>
+                <w:b/>
+                <w:bCs/>
+                <w:color w:val="12355B"/>
+                <w:sz w:val="16"/>
+                <w:szCs w:val="16"/>
+              </w:rPr>
+              <w:t xml:space="preserve">CORE PROBLEM / GIVEN REPRESENTATION</w:t>
+            </w:r>
+          </w:p>
+        </w:tc>
+        <w:tc>
+          <w:tcPr>
+            <w:tcW w:type="dxa" w:w="3560"/>
+            <w:shd w:fill="EEF4F8" w:color="auto" w:val="clear"/>
+            <w:tcMar>
+              <w:top w:type="dxa" w:w="60"/>
+              <w:left w:type="dxa" w:w="100"/>
+              <w:bottom w:type="dxa" w:w="60"/>
+              <w:right w:type="dxa" w:w="100"/>
+            </w:tcMar>
+          </w:tcPr>
+          <w:p>
+            <w:pPr>
+              <w:spacing w:after="0"/>
+            </w:pPr>
+            <w:r>
+              <w:rPr>
+                <w:b/>
+                <w:bCs/>
+                <w:color w:val="12355B"/>
+                <w:sz w:val="16"/>
+                <w:szCs w:val="16"/>
+              </w:rPr>
+              <w:t xml:space="preserve">WORKING SPACE / CALCULATION STEPS</w:t>
+            </w:r>
+          </w:p>
+        </w:tc>
+        <w:tc>
+          <w:tcPr>
+            <w:tcW w:type="dxa" w:w="3000"/>
             <w:shd w:fill="FBF3E2" w:color="auto" w:val="clear"/>
             <w:tcMar>
               <w:top w:type="dxa" w:w="60"/>
-              <w:left w:type="dxa" w:w="120"/>
+              <w:left w:type="dxa" w:w="100"/>
               <w:bottom w:type="dxa" w:w="60"/>
-              <w:right w:type="dxa" w:w="120"/>
-            </w:tcMar>
-          </w:tcPr>
-          <w:p>
-            <w:pPr>
-              <w:spacing w:after="0" w:line="320"/>
+              <w:right w:type="dxa" w:w="100"/>
+            </w:tcMar>
+          </w:tcPr>
+          <w:p>
+            <w:pPr>
+              <w:spacing w:after="0"/>
+            </w:pPr>
+            <w:r>
+              <w:rPr>
+                <w:b/>
+                <w:bCs/>
+                <w:color w:val="B97A12"/>
+                <w:sz w:val="16"/>
+                <w:szCs w:val="16"/>
+              </w:rPr>
+              <w:t xml:space="preserve">EXPLAIN YOUR REASONING</w:t>
+            </w:r>
+          </w:p>
+        </w:tc>
+      </w:tr>
+      <w:tr>
+        <w:trPr>
+          <w:cantSplit/>
+        </w:trPr>
+        <w:tc>
+          <w:tcPr>
+            <w:tcW w:type="dxa" w:w="2800"/>
+            <w:tcMar>
+              <w:top w:type="dxa" w:w="80"/>
+              <w:left w:type="dxa" w:w="100"/>
+              <w:bottom w:type="dxa" w:w="80"/>
+              <w:right w:type="dxa" w:w="100"/>
+            </w:tcMar>
+            <w:vAlign w:val="top"/>
+          </w:tcPr>
+          <w:p>
+            <w:pPr>
+              <w:spacing w:after="60"/>
+            </w:pPr>
+            <w:r>
+              <w:rPr>
+                <w:b/>
+                <w:bCs/>
+                <w:color w:val="12355B"/>
+                <w:sz w:val="21"/>
+                <w:szCs w:val="21"/>
+              </w:rPr>
+              <w:t xml:space="preserve">1.  </w:t>
+            </w:r>
+            <w:r>
+              <w:rPr>
+                <w:b/>
+                <w:bCs/>
+                <w:sz w:val="20"/>
+                <w:szCs w:val="20"/>
+              </w:rPr>
+              <w:t xml:space="preserve">Find the mean of: 3, 5, 7, 9, 11</w:t>
+            </w:r>
+          </w:p>
+          <w:p>
+            <w:pPr>
+              <w:spacing w:after="30"/>
+              <w:ind w:left="180"/>
+            </w:pPr>
+            <w:r>
+              <w:rPr>
+                <w:sz w:val="19"/>
+                <w:szCs w:val="19"/>
+              </w:rPr>
+              <w:t xml:space="preserve">A)  5</w:t>
+            </w:r>
+          </w:p>
+          <w:p>
+            <w:pPr>
+              <w:spacing w:after="30"/>
+              <w:ind w:left="180"/>
+            </w:pPr>
+            <w:r>
+              <w:rPr>
+                <w:sz w:val="19"/>
+                <w:szCs w:val="19"/>
+              </w:rPr>
+              <w:t xml:space="preserve">B)  7</w:t>
+            </w:r>
+          </w:p>
+          <w:p>
+            <w:pPr>
+              <w:spacing w:after="30"/>
+              <w:ind w:left="180"/>
+            </w:pPr>
+            <w:r>
+              <w:rPr>
+                <w:sz w:val="19"/>
+                <w:szCs w:val="19"/>
+              </w:rPr>
+              <w:t xml:space="preserve">C)  9</w:t>
+            </w:r>
+          </w:p>
+          <w:p>
+            <w:pPr>
+              <w:spacing w:after="30"/>
+              <w:ind w:left="180"/>
+            </w:pPr>
+            <w:r>
+              <w:rPr>
+                <w:sz w:val="19"/>
+                <w:szCs w:val="19"/>
+              </w:rPr>
+              <w:t xml:space="preserve">D)  35</w:t>
+            </w:r>
+          </w:p>
+        </w:tc>
+        <w:tc>
+          <w:tcPr>
+            <w:tcW w:type="dxa" w:w="3560"/>
+            <w:tcMar>
+              <w:top w:type="dxa" w:w="80"/>
+              <w:left w:type="dxa" w:w="100"/>
+              <w:bottom w:type="dxa" w:w="80"/>
+              <w:right w:type="dxa" w:w="100"/>
+            </w:tcMar>
+            <w:vAlign w:val="top"/>
+          </w:tcPr>
+          <w:p>
+            <w:pPr>
+              <w:pBdr>
+                <w:bottom w:val="single" w:color="AFBECC" w:sz="6"/>
+              </w:pBdr>
+              <w:spacing w:after="30" w:before="150"/>
             </w:pPr>
             <w:r>
               <w:t xml:space="preserve"/>
@@ -3884,7 +4312,147 @@
           </w:p>
           <w:p>
             <w:pPr>
-              <w:spacing w:after="0" w:line="320"/>
+              <w:pBdr>
+                <w:bottom w:val="single" w:color="AFBECC" w:sz="6"/>
+              </w:pBdr>
+              <w:spacing w:after="30" w:before="150"/>
+            </w:pPr>
+            <w:r>
+              <w:t xml:space="preserve"/>
+            </w:r>
+          </w:p>
+          <w:p>
+            <w:pPr>
+              <w:pBdr>
+                <w:bottom w:val="single" w:color="AFBECC" w:sz="6"/>
+              </w:pBdr>
+              <w:spacing w:after="30" w:before="150"/>
+            </w:pPr>
+            <w:r>
+              <w:t xml:space="preserve"/>
+            </w:r>
+          </w:p>
+          <w:p>
+            <w:pPr>
+              <w:pBdr>
+                <w:bottom w:val="single" w:color="AFBECC" w:sz="6"/>
+              </w:pBdr>
+              <w:spacing w:after="30" w:before="150"/>
+            </w:pPr>
+            <w:r>
+              <w:t xml:space="preserve"/>
+            </w:r>
+          </w:p>
+        </w:tc>
+        <w:tc>
+          <w:tcPr>
+            <w:tcW w:type="dxa" w:w="3000"/>
+            <w:shd w:fill="FBF3E2" w:color="auto" w:val="clear"/>
+            <w:tcMar>
+              <w:top w:type="dxa" w:w="80"/>
+              <w:left w:type="dxa" w:w="100"/>
+              <w:bottom w:type="dxa" w:w="80"/>
+              <w:right w:type="dxa" w:w="100"/>
+            </w:tcMar>
+            <w:vAlign w:val="top"/>
+          </w:tcPr>
+          <w:p>
+            <w:pPr>
+              <w:spacing w:after="40"/>
+            </w:pPr>
+            <w:r>
+              <w:rPr>
+                <w:b/>
+                <w:bCs/>
+                <w:color w:val="12355B"/>
+                <w:sz w:val="19"/>
+                <w:szCs w:val="19"/>
+              </w:rPr>
+              <w:t xml:space="preserve">Because... </w:t>
+            </w:r>
+            <w:r>
+              <w:rPr>
+                <w:color w:val="AFBECC"/>
+                <w:sz w:val="19"/>
+                <w:szCs w:val="19"/>
+              </w:rPr>
+              <w:t xml:space="preserve">________________</w:t>
+            </w:r>
+          </w:p>
+          <w:p>
+            <w:pPr>
+              <w:pBdr>
+                <w:bottom w:val="single" w:color="AFBECC" w:sz="6"/>
+              </w:pBdr>
+              <w:spacing w:after="30" w:before="150"/>
+            </w:pPr>
+            <w:r>
+              <w:t xml:space="preserve"/>
+            </w:r>
+          </w:p>
+          <w:p>
+            <w:pPr>
+              <w:spacing w:after="40" w:before="80"/>
+            </w:pPr>
+            <w:r>
+              <w:rPr>
+                <w:b/>
+                <w:bCs/>
+                <w:color w:val="6B4FA0"/>
+                <w:sz w:val="19"/>
+                <w:szCs w:val="19"/>
+              </w:rPr>
+              <w:t xml:space="preserve">Although... </w:t>
+            </w:r>
+            <w:r>
+              <w:rPr>
+                <w:color w:val="AFBECC"/>
+                <w:sz w:val="19"/>
+                <w:szCs w:val="19"/>
+              </w:rPr>
+              <w:t xml:space="preserve">_______________</w:t>
+            </w:r>
+          </w:p>
+          <w:p>
+            <w:pPr>
+              <w:pBdr>
+                <w:bottom w:val="single" w:color="AFBECC" w:sz="6"/>
+              </w:pBdr>
+              <w:spacing w:after="30" w:before="150"/>
+            </w:pPr>
+            <w:r>
+              <w:t xml:space="preserve"/>
+            </w:r>
+          </w:p>
+          <w:p>
+            <w:pPr>
+              <w:spacing w:after="40" w:before="80"/>
+            </w:pPr>
+            <w:r>
+              <w:rPr>
+                <w:b/>
+                <w:bCs/>
+                <w:color w:val="1FA6A2"/>
+                <w:sz w:val="19"/>
+                <w:szCs w:val="19"/>
+              </w:rPr>
+              <w:t xml:space="preserve">Therefore... </w:t>
+            </w:r>
+            <w:r>
+              <w:rPr>
+                <w:color w:val="AFBECC"/>
+                <w:sz w:val="19"/>
+                <w:szCs w:val="19"/>
+              </w:rPr>
+              <w:t xml:space="preserve">______________</w:t>
+            </w:r>
+          </w:p>
+          <w:p>
+            <w:pPr>
+              <w:pBdr>
+                <w:bottom w:val="single" w:color="AFBECC" w:sz="6"/>
+              </w:pBdr>
+              <w:spacing w:after="30" w:before="150"/>
             </w:pPr>
             <w:r>
               <w:t xml:space="preserve"/>
@@ -3895,84 +4463,7 @@
     </w:tbl>
     <w:p>
       <w:pPr>
-        <w:keepNext/>
-        <w:spacing w:after="60" w:before="160"/>
-      </w:pPr>
-      <w:r>
-        <w:rPr>
-          <w:b/>
-          <w:bCs/>
-          <w:color w:val="12355B"/>
-          <w:sz w:val="22"/>
-          <w:szCs w:val="22"/>
-        </w:rPr>
-        <w:t xml:space="preserve">2.  </w:t>
-      </w:r>
-      <w:r>
-        <w:rPr>
-          <w:b/>
-          <w:bCs/>
-          <w:sz w:val="21"/>
-          <w:szCs w:val="21"/>
-        </w:rPr>
-        <w:t xml:space="preserve">In her first 4 games, Sofia scored 12, 20, 16, and 11 points. What is her mean points per game so far?</w:t>
-      </w:r>
-    </w:p>
-    <w:p>
-      <w:pPr>
-        <w:spacing w:after="40"/>
-        <w:ind w:left="420"/>
-      </w:pPr>
-      <w:r>
-        <w:rPr>
-          <w:sz w:val="20"/>
-          <w:szCs w:val="20"/>
-        </w:rPr>
-        <w:t xml:space="preserve">A)  14.75</w:t>
-      </w:r>
-    </w:p>
-    <w:p>
-      <w:pPr>
-        <w:spacing w:after="40"/>
-        <w:ind w:left="420"/>
-      </w:pPr>
-      <w:r>
-        <w:rPr>
-          <w:sz w:val="20"/>
-          <w:szCs w:val="20"/>
-        </w:rPr>
-        <w:t xml:space="preserve">B)  15</w:t>
-      </w:r>
-    </w:p>
-    <w:p>
-      <w:pPr>
-        <w:spacing w:after="40"/>
-        <w:ind w:left="420"/>
-      </w:pPr>
-      <w:r>
-        <w:rPr>
-          <w:sz w:val="20"/>
-          <w:szCs w:val="20"/>
-        </w:rPr>
-        <w:t xml:space="preserve">C)  20</w:t>
-      </w:r>
-    </w:p>
-    <w:p>
-      <w:pPr>
-        <w:spacing w:after="40"/>
-        <w:ind w:left="420"/>
-      </w:pPr>
-      <w:r>
-        <w:rPr>
-          <w:sz w:val="20"/>
-          <w:szCs w:val="20"/>
-        </w:rPr>
-        <w:t xml:space="preserve">D)  59</w:t>
-      </w:r>
-    </w:p>
-    <w:p>
-      <w:pPr>
-        <w:spacing w:after="20"/>
+        <w:spacing w:after="80"/>
       </w:pPr>
       <w:r>
         <w:t xml:space="preserve"/>
@@ -3980,33 +4471,217 @@
     </w:p>
     <w:tbl>
       <w:tblPr>
-        <w:tblW w:type="pct" w:w="100%"/>
+        <w:tblW w:type="dxa" w:w="9360"/>
         <w:tblBorders>
           <w:top w:val="single" w:color="C7D2DD" w:sz="6"/>
           <w:left w:val="single" w:color="C7D2DD" w:sz="6"/>
           <w:bottom w:val="single" w:color="C7D2DD" w:sz="6"/>
           <w:right w:val="single" w:color="C7D2DD" w:sz="6"/>
-          <w:insideH w:val="single" w:color="auto" w:sz="4"/>
-          <w:insideV w:val="single" w:color="auto" w:sz="4"/>
+          <w:insideH w:val="single" w:color="C7D2DD" w:sz="6"/>
+          <w:insideV w:val="single" w:color="C7D2DD" w:sz="6"/>
         </w:tblBorders>
       </w:tblPr>
       <w:tblGrid>
-        <w:gridCol w:w="100"/>
+        <w:gridCol w:w="2800"/>
+        <w:gridCol w:w="3560"/>
+        <w:gridCol w:w="3000"/>
       </w:tblGrid>
       <w:tr>
-        <w:tc>
-          <w:tcPr>
+        <w:trPr>
+          <w:cantSplit/>
+          <w:tblHeader/>
+        </w:trPr>
+        <w:tc>
+          <w:tcPr>
+            <w:tcW w:type="dxa" w:w="2800"/>
+            <w:shd w:fill="EEF4F8" w:color="auto" w:val="clear"/>
+            <w:tcMar>
+              <w:top w:type="dxa" w:w="60"/>
+              <w:left w:type="dxa" w:w="100"/>
+              <w:bottom w:type="dxa" w:w="60"/>
+              <w:right w:type="dxa" w:w="100"/>
+            </w:tcMar>
+          </w:tcPr>
+          <w:p>
+            <w:pPr>
+              <w:spacing w:after="0"/>
+            </w:pPr>
+            <w:r>
+              <w:rPr>
+                <w:b/>
+                <w:bCs/>
+                <w:color w:val="12355B"/>
+                <w:sz w:val="16"/>
+                <w:szCs w:val="16"/>
+              </w:rPr>
+              <w:t xml:space="preserve">CORE PROBLEM / GIVEN REPRESENTATION</w:t>
+            </w:r>
+          </w:p>
+        </w:tc>
+        <w:tc>
+          <w:tcPr>
+            <w:tcW w:type="dxa" w:w="3560"/>
+            <w:shd w:fill="EEF4F8" w:color="auto" w:val="clear"/>
+            <w:tcMar>
+              <w:top w:type="dxa" w:w="60"/>
+              <w:left w:type="dxa" w:w="100"/>
+              <w:bottom w:type="dxa" w:w="60"/>
+              <w:right w:type="dxa" w:w="100"/>
+            </w:tcMar>
+          </w:tcPr>
+          <w:p>
+            <w:pPr>
+              <w:spacing w:after="0"/>
+            </w:pPr>
+            <w:r>
+              <w:rPr>
+                <w:b/>
+                <w:bCs/>
+                <w:color w:val="12355B"/>
+                <w:sz w:val="16"/>
+                <w:szCs w:val="16"/>
+              </w:rPr>
+              <w:t xml:space="preserve">WORKING SPACE / CALCULATION STEPS</w:t>
+            </w:r>
+          </w:p>
+        </w:tc>
+        <w:tc>
+          <w:tcPr>
+            <w:tcW w:type="dxa" w:w="3000"/>
             <w:shd w:fill="FBF3E2" w:color="auto" w:val="clear"/>
             <w:tcMar>
               <w:top w:type="dxa" w:w="60"/>
-              <w:left w:type="dxa" w:w="120"/>
+              <w:left w:type="dxa" w:w="100"/>
               <w:bottom w:type="dxa" w:w="60"/>
-              <w:right w:type="dxa" w:w="120"/>
-            </w:tcMar>
-          </w:tcPr>
-          <w:p>
-            <w:pPr>
-              <w:spacing w:after="0" w:line="320"/>
+              <w:right w:type="dxa" w:w="100"/>
+            </w:tcMar>
+          </w:tcPr>
+          <w:p>
+            <w:pPr>
+              <w:spacing w:after="0"/>
+            </w:pPr>
+            <w:r>
+              <w:rPr>
+                <w:b/>
+                <w:bCs/>
+                <w:color w:val="B97A12"/>
+                <w:sz w:val="16"/>
+                <w:szCs w:val="16"/>
+              </w:rPr>
+              <w:t xml:space="preserve">EXPLAIN YOUR REASONING</w:t>
+            </w:r>
+          </w:p>
+        </w:tc>
+      </w:tr>
+      <w:tr>
+        <w:trPr>
+          <w:cantSplit/>
+        </w:trPr>
+        <w:tc>
+          <w:tcPr>
+            <w:tcW w:type="dxa" w:w="2800"/>
+            <w:tcMar>
+              <w:top w:type="dxa" w:w="80"/>
+              <w:left w:type="dxa" w:w="100"/>
+              <w:bottom w:type="dxa" w:w="80"/>
+              <w:right w:type="dxa" w:w="100"/>
+            </w:tcMar>
+            <w:vAlign w:val="top"/>
+          </w:tcPr>
+          <w:p>
+            <w:pPr>
+              <w:spacing w:after="60"/>
+            </w:pPr>
+            <w:r>
+              <w:rPr>
+                <w:b/>
+                <w:bCs/>
+                <w:color w:val="12355B"/>
+                <w:sz w:val="21"/>
+                <w:szCs w:val="21"/>
+              </w:rPr>
+              <w:t xml:space="preserve">2.  </w:t>
+            </w:r>
+            <w:r>
+              <w:rPr>
+                <w:b/>
+                <w:bCs/>
+                <w:sz w:val="20"/>
+                <w:szCs w:val="20"/>
+              </w:rPr>
+              <w:t xml:space="preserve">In her first 4 games, Sofia scored 12, 20, 16, and 11 points. What is her mean points per game so far?</w:t>
+            </w:r>
+          </w:p>
+          <w:p>
+            <w:pPr>
+              <w:spacing w:after="30"/>
+              <w:ind w:left="180"/>
+            </w:pPr>
+            <w:r>
+              <w:rPr>
+                <w:sz w:val="19"/>
+                <w:szCs w:val="19"/>
+              </w:rPr>
+              <w:t xml:space="preserve">A)  14.75</w:t>
+            </w:r>
+          </w:p>
+          <w:p>
+            <w:pPr>
+              <w:spacing w:after="30"/>
+              <w:ind w:left="180"/>
+            </w:pPr>
+            <w:r>
+              <w:rPr>
+                <w:sz w:val="19"/>
+                <w:szCs w:val="19"/>
+              </w:rPr>
+              <w:t xml:space="preserve">B)  15</w:t>
+            </w:r>
+          </w:p>
+          <w:p>
+            <w:pPr>
+              <w:spacing w:after="30"/>
+              <w:ind w:left="180"/>
+            </w:pPr>
+            <w:r>
+              <w:rPr>
+                <w:sz w:val="19"/>
+                <w:szCs w:val="19"/>
+              </w:rPr>
+              <w:t xml:space="preserve">C)  20</w:t>
+            </w:r>
+          </w:p>
+          <w:p>
+            <w:pPr>
+              <w:spacing w:after="30"/>
+              <w:ind w:left="180"/>
+            </w:pPr>
+            <w:r>
+              <w:rPr>
+                <w:sz w:val="19"/>
+                <w:szCs w:val="19"/>
+              </w:rPr>
+              <w:t xml:space="preserve">D)  59</w:t>
+            </w:r>
+          </w:p>
+        </w:tc>
+        <w:tc>
+          <w:tcPr>
+            <w:tcW w:type="dxa" w:w="3560"/>
+            <w:tcMar>
+              <w:top w:type="dxa" w:w="80"/>
+              <w:left w:type="dxa" w:w="100"/>
+              <w:bottom w:type="dxa" w:w="80"/>
+              <w:right w:type="dxa" w:w="100"/>
+            </w:tcMar>
+            <w:vAlign w:val="top"/>
+          </w:tcPr>
+          <w:p>
+            <w:pPr>
+              <w:pBdr>
+                <w:bottom w:val="single" w:color="AFBECC" w:sz="6"/>
+              </w:pBdr>
+              <w:spacing w:after="30" w:before="150"/>
             </w:pPr>
             <w:r>
               <w:t xml:space="preserve"/>
@@ -4014,7 +4689,147 @@
           </w:p>
           <w:p>
             <w:pPr>
-              <w:spacing w:after="0" w:line="320"/>
+              <w:pBdr>
+                <w:bottom w:val="single" w:color="AFBECC" w:sz="6"/>
+              </w:pBdr>
+              <w:spacing w:after="30" w:before="150"/>
+            </w:pPr>
+            <w:r>
+              <w:t xml:space="preserve"/>
+            </w:r>
+          </w:p>
+          <w:p>
+            <w:pPr>
+              <w:pBdr>
+                <w:bottom w:val="single" w:color="AFBECC" w:sz="6"/>
+              </w:pBdr>
+              <w:spacing w:after="30" w:before="150"/>
+            </w:pPr>
+            <w:r>
+              <w:t xml:space="preserve"/>
+            </w:r>
+          </w:p>
+          <w:p>
+            <w:pPr>
+              <w:pBdr>
+                <w:bottom w:val="single" w:color="AFBECC" w:sz="6"/>
+              </w:pBdr>
+              <w:spacing w:after="30" w:before="150"/>
+            </w:pPr>
+            <w:r>
+              <w:t xml:space="preserve"/>
+            </w:r>
+          </w:p>
+        </w:tc>
+        <w:tc>
+          <w:tcPr>
+            <w:tcW w:type="dxa" w:w="3000"/>
+            <w:shd w:fill="FBF3E2" w:color="auto" w:val="clear"/>
+            <w:tcMar>
+              <w:top w:type="dxa" w:w="80"/>
+              <w:left w:type="dxa" w:w="100"/>
+              <w:bottom w:type="dxa" w:w="80"/>
+              <w:right w:type="dxa" w:w="100"/>
+            </w:tcMar>
+            <w:vAlign w:val="top"/>
+          </w:tcPr>
+          <w:p>
+            <w:pPr>
+              <w:spacing w:after="40"/>
+            </w:pPr>
+            <w:r>
+              <w:rPr>
+                <w:b/>
+                <w:bCs/>
+                <w:color w:val="12355B"/>
+                <w:sz w:val="19"/>
+                <w:szCs w:val="19"/>
+              </w:rPr>
+              <w:t xml:space="preserve">Because... </w:t>
+            </w:r>
+            <w:r>
+              <w:rPr>
+                <w:color w:val="AFBECC"/>
+                <w:sz w:val="19"/>
+                <w:szCs w:val="19"/>
+              </w:rPr>
+              <w:t xml:space="preserve">________________</w:t>
+            </w:r>
+          </w:p>
+          <w:p>
+            <w:pPr>
+              <w:pBdr>
+                <w:bottom w:val="single" w:color="AFBECC" w:sz="6"/>
+              </w:pBdr>
+              <w:spacing w:after="30" w:before="150"/>
+            </w:pPr>
+            <w:r>
+              <w:t xml:space="preserve"/>
+            </w:r>
+          </w:p>
+          <w:p>
+            <w:pPr>
+              <w:spacing w:after="40" w:before="80"/>
+            </w:pPr>
+            <w:r>
+              <w:rPr>
+                <w:b/>
+                <w:bCs/>
+                <w:color w:val="6B4FA0"/>
+                <w:sz w:val="19"/>
+                <w:szCs w:val="19"/>
+              </w:rPr>
+              <w:t xml:space="preserve">Although... </w:t>
+            </w:r>
+            <w:r>
+              <w:rPr>
+                <w:color w:val="AFBECC"/>
+                <w:sz w:val="19"/>
+                <w:szCs w:val="19"/>
+              </w:rPr>
+              <w:t xml:space="preserve">_______________</w:t>
+            </w:r>
+          </w:p>
+          <w:p>
+            <w:pPr>
+              <w:pBdr>
+                <w:bottom w:val="single" w:color="AFBECC" w:sz="6"/>
+              </w:pBdr>
+              <w:spacing w:after="30" w:before="150"/>
+            </w:pPr>
+            <w:r>
+              <w:t xml:space="preserve"/>
+            </w:r>
+          </w:p>
+          <w:p>
+            <w:pPr>
+              <w:spacing w:after="40" w:before="80"/>
+            </w:pPr>
+            <w:r>
+              <w:rPr>
+                <w:b/>
+                <w:bCs/>
+                <w:color w:val="1FA6A2"/>
+                <w:sz w:val="19"/>
+                <w:szCs w:val="19"/>
+              </w:rPr>
+              <w:t xml:space="preserve">Therefore... </w:t>
+            </w:r>
+            <w:r>
+              <w:rPr>
+                <w:color w:val="AFBECC"/>
+                <w:sz w:val="19"/>
+                <w:szCs w:val="19"/>
+              </w:rPr>
+              <w:t xml:space="preserve">______________</w:t>
+            </w:r>
+          </w:p>
+          <w:p>
+            <w:pPr>
+              <w:pBdr>
+                <w:bottom w:val="single" w:color="AFBECC" w:sz="6"/>
+              </w:pBdr>
+              <w:spacing w:after="30" w:before="150"/>
             </w:pPr>
             <w:r>
               <w:t xml:space="preserve"/>
@@ -4023,6 +4838,14 @@
         </w:tc>
       </w:tr>
     </w:tbl>
+    <w:p>
+      <w:pPr>
+        <w:spacing w:after="80"/>
+      </w:pPr>
+      <w:r>
+        <w:t xml:space="preserve"/>
+      </w:r>
+    </w:p>
     <w:p>
       <w:pPr>
         <w:pStyle w:val="Heading2"/>
@@ -4049,120 +4872,219 @@
         <w:t xml:space="preserve">   grade-level practice</w:t>
       </w:r>
     </w:p>
-    <w:p>
-      <w:pPr>
-        <w:keepNext/>
-        <w:spacing w:after="60" w:before="160"/>
-      </w:pPr>
-      <w:r>
-        <w:rPr>
-          <w:b/>
-          <w:bCs/>
-          <w:color w:val="12355B"/>
-          <w:sz w:val="22"/>
-          <w:szCs w:val="22"/>
-        </w:rPr>
-        <w:t xml:space="preserve">3.  </w:t>
-      </w:r>
-      <w:r>
-        <w:rPr>
-          <w:b/>
-          <w:bCs/>
-          <w:sz w:val="21"/>
-          <w:szCs w:val="21"/>
-        </w:rPr>
-        <w:t xml:space="preserve">Sofia wants to average 15 points per game over 10 games. How many points does she need in all 10 games combined?</w:t>
-      </w:r>
-    </w:p>
-    <w:p>
-      <w:pPr>
-        <w:spacing w:after="40"/>
-        <w:ind w:left="420"/>
-      </w:pPr>
-      <w:r>
-        <w:rPr>
-          <w:sz w:val="20"/>
-          <w:szCs w:val="20"/>
-        </w:rPr>
-        <w:t xml:space="preserve">A)  1.5 points</w:t>
-      </w:r>
-    </w:p>
-    <w:p>
-      <w:pPr>
-        <w:spacing w:after="40"/>
-        <w:ind w:left="420"/>
-      </w:pPr>
-      <w:r>
-        <w:rPr>
-          <w:sz w:val="20"/>
-          <w:szCs w:val="20"/>
-        </w:rPr>
-        <w:t xml:space="preserve">B)  15 points</w:t>
-      </w:r>
-    </w:p>
-    <w:p>
-      <w:pPr>
-        <w:spacing w:after="40"/>
-        <w:ind w:left="420"/>
-      </w:pPr>
-      <w:r>
-        <w:rPr>
-          <w:sz w:val="20"/>
-          <w:szCs w:val="20"/>
-        </w:rPr>
-        <w:t xml:space="preserve">C)  25 points</w:t>
-      </w:r>
-    </w:p>
-    <w:p>
-      <w:pPr>
-        <w:spacing w:after="40"/>
-        <w:ind w:left="420"/>
-      </w:pPr>
-      <w:r>
-        <w:rPr>
-          <w:sz w:val="20"/>
-          <w:szCs w:val="20"/>
-        </w:rPr>
-        <w:t xml:space="preserve">D)  150 points</w:t>
-      </w:r>
-    </w:p>
-    <w:p>
-      <w:pPr>
-        <w:spacing w:after="20"/>
-      </w:pPr>
-      <w:r>
-        <w:t xml:space="preserve"/>
-      </w:r>
-    </w:p>
     <w:tbl>
       <w:tblPr>
-        <w:tblW w:type="pct" w:w="100%"/>
+        <w:tblW w:type="dxa" w:w="9360"/>
         <w:tblBorders>
           <w:top w:val="single" w:color="C7D2DD" w:sz="6"/>
           <w:left w:val="single" w:color="C7D2DD" w:sz="6"/>
           <w:bottom w:val="single" w:color="C7D2DD" w:sz="6"/>
           <w:right w:val="single" w:color="C7D2DD" w:sz="6"/>
-          <w:insideH w:val="single" w:color="auto" w:sz="4"/>
-          <w:insideV w:val="single" w:color="auto" w:sz="4"/>
+          <w:insideH w:val="single" w:color="C7D2DD" w:sz="6"/>
+          <w:insideV w:val="single" w:color="C7D2DD" w:sz="6"/>
         </w:tblBorders>
       </w:tblPr>
       <w:tblGrid>
-        <w:gridCol w:w="100"/>
+        <w:gridCol w:w="2800"/>
+        <w:gridCol w:w="3560"/>
+        <w:gridCol w:w="3000"/>
       </w:tblGrid>
       <w:tr>
-        <w:tc>
-          <w:tcPr>
+        <w:trPr>
+          <w:cantSplit/>
+          <w:tblHeader/>
+        </w:trPr>
+        <w:tc>
+          <w:tcPr>
+            <w:tcW w:type="dxa" w:w="2800"/>
+            <w:shd w:fill="EEF4F8" w:color="auto" w:val="clear"/>
+            <w:tcMar>
+              <w:top w:type="dxa" w:w="60"/>
+              <w:left w:type="dxa" w:w="100"/>
+              <w:bottom w:type="dxa" w:w="60"/>
+              <w:right w:type="dxa" w:w="100"/>
+            </w:tcMar>
+          </w:tcPr>
+          <w:p>
+            <w:pPr>
+              <w:spacing w:after="0"/>
+            </w:pPr>
+            <w:r>
+              <w:rPr>
+                <w:b/>
+                <w:bCs/>
+                <w:color w:val="12355B"/>
+                <w:sz w:val="16"/>
+                <w:szCs w:val="16"/>
+              </w:rPr>
+              <w:t xml:space="preserve">CORE PROBLEM / GIVEN REPRESENTATION</w:t>
+            </w:r>
+          </w:p>
+        </w:tc>
+        <w:tc>
+          <w:tcPr>
+            <w:tcW w:type="dxa" w:w="3560"/>
+            <w:shd w:fill="EEF4F8" w:color="auto" w:val="clear"/>
+            <w:tcMar>
+              <w:top w:type="dxa" w:w="60"/>
+              <w:left w:type="dxa" w:w="100"/>
+              <w:bottom w:type="dxa" w:w="60"/>
+              <w:right w:type="dxa" w:w="100"/>
+            </w:tcMar>
+          </w:tcPr>
+          <w:p>
+            <w:pPr>
+              <w:spacing w:after="0"/>
+            </w:pPr>
+            <w:r>
+              <w:rPr>
+                <w:b/>
+                <w:bCs/>
+                <w:color w:val="12355B"/>
+                <w:sz w:val="16"/>
+                <w:szCs w:val="16"/>
+              </w:rPr>
+              <w:t xml:space="preserve">WORKING SPACE / CALCULATION STEPS</w:t>
+            </w:r>
+          </w:p>
+        </w:tc>
+        <w:tc>
+          <w:tcPr>
+            <w:tcW w:type="dxa" w:w="3000"/>
             <w:shd w:fill="FBF3E2" w:color="auto" w:val="clear"/>
             <w:tcMar>
               <w:top w:type="dxa" w:w="60"/>
-              <w:left w:type="dxa" w:w="120"/>
+              <w:left w:type="dxa" w:w="100"/>
               <w:bottom w:type="dxa" w:w="60"/>
-              <w:right w:type="dxa" w:w="120"/>
-            </w:tcMar>
-          </w:tcPr>
-          <w:p>
-            <w:pPr>
-              <w:spacing w:after="0" w:line="320"/>
+              <w:right w:type="dxa" w:w="100"/>
+            </w:tcMar>
+          </w:tcPr>
+          <w:p>
+            <w:pPr>
+              <w:spacing w:after="0"/>
+            </w:pPr>
+            <w:r>
+              <w:rPr>
+                <w:b/>
+                <w:bCs/>
+                <w:color w:val="B97A12"/>
+                <w:sz w:val="16"/>
+                <w:szCs w:val="16"/>
+              </w:rPr>
+              <w:t xml:space="preserve">EXPLAIN YOUR REASONING</w:t>
+            </w:r>
+          </w:p>
+        </w:tc>
+      </w:tr>
+      <w:tr>
+        <w:trPr>
+          <w:cantSplit/>
+        </w:trPr>
+        <w:tc>
+          <w:tcPr>
+            <w:tcW w:type="dxa" w:w="2800"/>
+            <w:tcMar>
+              <w:top w:type="dxa" w:w="80"/>
+              <w:left w:type="dxa" w:w="100"/>
+              <w:bottom w:type="dxa" w:w="80"/>
+              <w:right w:type="dxa" w:w="100"/>
+            </w:tcMar>
+            <w:vAlign w:val="top"/>
+          </w:tcPr>
+          <w:p>
+            <w:pPr>
+              <w:spacing w:after="60"/>
+            </w:pPr>
+            <w:r>
+              <w:rPr>
+                <w:b/>
+                <w:bCs/>
+                <w:color w:val="12355B"/>
+                <w:sz w:val="21"/>
+                <w:szCs w:val="21"/>
+              </w:rPr>
+              <w:t xml:space="preserve">3.  </w:t>
+            </w:r>
+            <w:r>
+              <w:rPr>
+                <w:b/>
+                <w:bCs/>
+                <w:sz w:val="20"/>
+                <w:szCs w:val="20"/>
+              </w:rPr>
+              <w:t xml:space="preserve">Sofia wants to average 15 points per game over 10 games. How many points does she need in all 10 games combined?</w:t>
+            </w:r>
+          </w:p>
+          <w:p>
+            <w:pPr>
+              <w:spacing w:after="30"/>
+              <w:ind w:left="180"/>
+            </w:pPr>
+            <w:r>
+              <w:rPr>
+                <w:sz w:val="19"/>
+                <w:szCs w:val="19"/>
+              </w:rPr>
+              <w:t xml:space="preserve">A)  1.5 points</w:t>
+            </w:r>
+          </w:p>
+          <w:p>
+            <w:pPr>
+              <w:spacing w:after="30"/>
+              <w:ind w:left="180"/>
+            </w:pPr>
+            <w:r>
+              <w:rPr>
+                <w:sz w:val="19"/>
+                <w:szCs w:val="19"/>
+              </w:rPr>
+              <w:t xml:space="preserve">B)  15 points</w:t>
+            </w:r>
+          </w:p>
+          <w:p>
+            <w:pPr>
+              <w:spacing w:after="30"/>
+              <w:ind w:left="180"/>
+            </w:pPr>
+            <w:r>
+              <w:rPr>
+                <w:sz w:val="19"/>
+                <w:szCs w:val="19"/>
+              </w:rPr>
+              <w:t xml:space="preserve">C)  25 points</w:t>
+            </w:r>
+          </w:p>
+          <w:p>
+            <w:pPr>
+              <w:spacing w:after="30"/>
+              <w:ind w:left="180"/>
+            </w:pPr>
+            <w:r>
+              <w:rPr>
+                <w:sz w:val="19"/>
+                <w:szCs w:val="19"/>
+              </w:rPr>
+              <w:t xml:space="preserve">D)  150 points</w:t>
+            </w:r>
+          </w:p>
+        </w:tc>
+        <w:tc>
+          <w:tcPr>
+            <w:tcW w:type="dxa" w:w="3560"/>
+            <w:tcMar>
+              <w:top w:type="dxa" w:w="80"/>
+              <w:left w:type="dxa" w:w="100"/>
+              <w:bottom w:type="dxa" w:w="80"/>
+              <w:right w:type="dxa" w:w="100"/>
+            </w:tcMar>
+            <w:vAlign w:val="top"/>
+          </w:tcPr>
+          <w:p>
+            <w:pPr>
+              <w:pBdr>
+                <w:bottom w:val="single" w:color="AFBECC" w:sz="6"/>
+              </w:pBdr>
+              <w:spacing w:after="30" w:before="150"/>
             </w:pPr>
             <w:r>
               <w:t xml:space="preserve"/>
@@ -4170,7 +5092,147 @@
           </w:p>
           <w:p>
             <w:pPr>
-              <w:spacing w:after="0" w:line="320"/>
+              <w:pBdr>
+                <w:bottom w:val="single" w:color="AFBECC" w:sz="6"/>
+              </w:pBdr>
+              <w:spacing w:after="30" w:before="150"/>
+            </w:pPr>
+            <w:r>
+              <w:t xml:space="preserve"/>
+            </w:r>
+          </w:p>
+          <w:p>
+            <w:pPr>
+              <w:pBdr>
+                <w:bottom w:val="single" w:color="AFBECC" w:sz="6"/>
+              </w:pBdr>
+              <w:spacing w:after="30" w:before="150"/>
+            </w:pPr>
+            <w:r>
+              <w:t xml:space="preserve"/>
+            </w:r>
+          </w:p>
+          <w:p>
+            <w:pPr>
+              <w:pBdr>
+                <w:bottom w:val="single" w:color="AFBECC" w:sz="6"/>
+              </w:pBdr>
+              <w:spacing w:after="30" w:before="150"/>
+            </w:pPr>
+            <w:r>
+              <w:t xml:space="preserve"/>
+            </w:r>
+          </w:p>
+        </w:tc>
+        <w:tc>
+          <w:tcPr>
+            <w:tcW w:type="dxa" w:w="3000"/>
+            <w:shd w:fill="FBF3E2" w:color="auto" w:val="clear"/>
+            <w:tcMar>
+              <w:top w:type="dxa" w:w="80"/>
+              <w:left w:type="dxa" w:w="100"/>
+              <w:bottom w:type="dxa" w:w="80"/>
+              <w:right w:type="dxa" w:w="100"/>
+            </w:tcMar>
+            <w:vAlign w:val="top"/>
+          </w:tcPr>
+          <w:p>
+            <w:pPr>
+              <w:spacing w:after="40"/>
+            </w:pPr>
+            <w:r>
+              <w:rPr>
+                <w:b/>
+                <w:bCs/>
+                <w:color w:val="12355B"/>
+                <w:sz w:val="19"/>
+                <w:szCs w:val="19"/>
+              </w:rPr>
+              <w:t xml:space="preserve">Because... </w:t>
+            </w:r>
+            <w:r>
+              <w:rPr>
+                <w:color w:val="AFBECC"/>
+                <w:sz w:val="19"/>
+                <w:szCs w:val="19"/>
+              </w:rPr>
+              <w:t xml:space="preserve">________________</w:t>
+            </w:r>
+          </w:p>
+          <w:p>
+            <w:pPr>
+              <w:pBdr>
+                <w:bottom w:val="single" w:color="AFBECC" w:sz="6"/>
+              </w:pBdr>
+              <w:spacing w:after="30" w:before="150"/>
+            </w:pPr>
+            <w:r>
+              <w:t xml:space="preserve"/>
+            </w:r>
+          </w:p>
+          <w:p>
+            <w:pPr>
+              <w:spacing w:after="40" w:before="80"/>
+            </w:pPr>
+            <w:r>
+              <w:rPr>
+                <w:b/>
+                <w:bCs/>
+                <w:color w:val="6B4FA0"/>
+                <w:sz w:val="19"/>
+                <w:szCs w:val="19"/>
+              </w:rPr>
+              <w:t xml:space="preserve">Although... </w:t>
+            </w:r>
+            <w:r>
+              <w:rPr>
+                <w:color w:val="AFBECC"/>
+                <w:sz w:val="19"/>
+                <w:szCs w:val="19"/>
+              </w:rPr>
+              <w:t xml:space="preserve">_______________</w:t>
+            </w:r>
+          </w:p>
+          <w:p>
+            <w:pPr>
+              <w:pBdr>
+                <w:bottom w:val="single" w:color="AFBECC" w:sz="6"/>
+              </w:pBdr>
+              <w:spacing w:after="30" w:before="150"/>
+            </w:pPr>
+            <w:r>
+              <w:t xml:space="preserve"/>
+            </w:r>
+          </w:p>
+          <w:p>
+            <w:pPr>
+              <w:spacing w:after="40" w:before="80"/>
+            </w:pPr>
+            <w:r>
+              <w:rPr>
+                <w:b/>
+                <w:bCs/>
+                <w:color w:val="1FA6A2"/>
+                <w:sz w:val="19"/>
+                <w:szCs w:val="19"/>
+              </w:rPr>
+              <w:t xml:space="preserve">Therefore... </w:t>
+            </w:r>
+            <w:r>
+              <w:rPr>
+                <w:color w:val="AFBECC"/>
+                <w:sz w:val="19"/>
+                <w:szCs w:val="19"/>
+              </w:rPr>
+              <w:t xml:space="preserve">______________</w:t>
+            </w:r>
+          </w:p>
+          <w:p>
+            <w:pPr>
+              <w:pBdr>
+                <w:bottom w:val="single" w:color="AFBECC" w:sz="6"/>
+              </w:pBdr>
+              <w:spacing w:after="30" w:before="150"/>
             </w:pPr>
             <w:r>
               <w:t xml:space="preserve"/>
@@ -4181,84 +5243,7 @@
     </w:tbl>
     <w:p>
       <w:pPr>
-        <w:keepNext/>
-        <w:spacing w:after="60" w:before="160"/>
-      </w:pPr>
-      <w:r>
-        <w:rPr>
-          <w:b/>
-          <w:bCs/>
-          <w:color w:val="12355B"/>
-          <w:sz w:val="22"/>
-          <w:szCs w:val="22"/>
-        </w:rPr>
-        <w:t xml:space="preserve">4.  </w:t>
-      </w:r>
-      <w:r>
-        <w:rPr>
-          <w:b/>
-          <w:bCs/>
-          <w:sz w:val="21"/>
-          <w:szCs w:val="21"/>
-        </w:rPr>
-        <w:t xml:space="preserve">Sofia's points in games 1 through 9 were 12, 20, 16, 11, 17, 14, 15, 10, and 18. How many points has she scored so far?</w:t>
-      </w:r>
-    </w:p>
-    <w:p>
-      <w:pPr>
-        <w:spacing w:after="40"/>
-        <w:ind w:left="420"/>
-      </w:pPr>
-      <w:r>
-        <w:rPr>
-          <w:sz w:val="20"/>
-          <w:szCs w:val="20"/>
-        </w:rPr>
-        <w:t xml:space="preserve">A)  15 points</w:t>
-      </w:r>
-    </w:p>
-    <w:p>
-      <w:pPr>
-        <w:spacing w:after="40"/>
-        <w:ind w:left="420"/>
-      </w:pPr>
-      <w:r>
-        <w:rPr>
-          <w:sz w:val="20"/>
-          <w:szCs w:val="20"/>
-        </w:rPr>
-        <w:t xml:space="preserve">B)  123 points</w:t>
-      </w:r>
-    </w:p>
-    <w:p>
-      <w:pPr>
-        <w:spacing w:after="40"/>
-        <w:ind w:left="420"/>
-      </w:pPr>
-      <w:r>
-        <w:rPr>
-          <w:sz w:val="20"/>
-          <w:szCs w:val="20"/>
-        </w:rPr>
-        <w:t xml:space="preserve">C)  133 points</w:t>
-      </w:r>
-    </w:p>
-    <w:p>
-      <w:pPr>
-        <w:spacing w:after="40"/>
-        <w:ind w:left="420"/>
-      </w:pPr>
-      <w:r>
-        <w:rPr>
-          <w:sz w:val="20"/>
-          <w:szCs w:val="20"/>
-        </w:rPr>
-        <w:t xml:space="preserve">D)  150 points</w:t>
-      </w:r>
-    </w:p>
-    <w:p>
-      <w:pPr>
-        <w:spacing w:after="20"/>
+        <w:spacing w:after="80"/>
       </w:pPr>
       <w:r>
         <w:t xml:space="preserve"/>
@@ -4266,33 +5251,217 @@
     </w:p>
     <w:tbl>
       <w:tblPr>
-        <w:tblW w:type="pct" w:w="100%"/>
+        <w:tblW w:type="dxa" w:w="9360"/>
         <w:tblBorders>
           <w:top w:val="single" w:color="C7D2DD" w:sz="6"/>
           <w:left w:val="single" w:color="C7D2DD" w:sz="6"/>
           <w:bottom w:val="single" w:color="C7D2DD" w:sz="6"/>
           <w:right w:val="single" w:color="C7D2DD" w:sz="6"/>
-          <w:insideH w:val="single" w:color="auto" w:sz="4"/>
-          <w:insideV w:val="single" w:color="auto" w:sz="4"/>
+          <w:insideH w:val="single" w:color="C7D2DD" w:sz="6"/>
+          <w:insideV w:val="single" w:color="C7D2DD" w:sz="6"/>
         </w:tblBorders>
       </w:tblPr>
       <w:tblGrid>
-        <w:gridCol w:w="100"/>
+        <w:gridCol w:w="2800"/>
+        <w:gridCol w:w="3560"/>
+        <w:gridCol w:w="3000"/>
       </w:tblGrid>
       <w:tr>
-        <w:tc>
-          <w:tcPr>
+        <w:trPr>
+          <w:cantSplit/>
+          <w:tblHeader/>
+        </w:trPr>
+        <w:tc>
+          <w:tcPr>
+            <w:tcW w:type="dxa" w:w="2800"/>
+            <w:shd w:fill="EEF4F8" w:color="auto" w:val="clear"/>
+            <w:tcMar>
+              <w:top w:type="dxa" w:w="60"/>
+              <w:left w:type="dxa" w:w="100"/>
+              <w:bottom w:type="dxa" w:w="60"/>
+              <w:right w:type="dxa" w:w="100"/>
+            </w:tcMar>
+          </w:tcPr>
+          <w:p>
+            <w:pPr>
+              <w:spacing w:after="0"/>
+            </w:pPr>
+            <w:r>
+              <w:rPr>
+                <w:b/>
+                <w:bCs/>
+                <w:color w:val="12355B"/>
+                <w:sz w:val="16"/>
+                <w:szCs w:val="16"/>
+              </w:rPr>
+              <w:t xml:space="preserve">CORE PROBLEM / GIVEN REPRESENTATION</w:t>
+            </w:r>
+          </w:p>
+        </w:tc>
+        <w:tc>
+          <w:tcPr>
+            <w:tcW w:type="dxa" w:w="3560"/>
+            <w:shd w:fill="EEF4F8" w:color="auto" w:val="clear"/>
+            <w:tcMar>
+              <w:top w:type="dxa" w:w="60"/>
+              <w:left w:type="dxa" w:w="100"/>
+              <w:bottom w:type="dxa" w:w="60"/>
+              <w:right w:type="dxa" w:w="100"/>
+            </w:tcMar>
+          </w:tcPr>
+          <w:p>
+            <w:pPr>
+              <w:spacing w:after="0"/>
+            </w:pPr>
+            <w:r>
+              <w:rPr>
+                <w:b/>
+                <w:bCs/>
+                <w:color w:val="12355B"/>
+                <w:sz w:val="16"/>
+                <w:szCs w:val="16"/>
+              </w:rPr>
+              <w:t xml:space="preserve">WORKING SPACE / CALCULATION STEPS</w:t>
+            </w:r>
+          </w:p>
+        </w:tc>
+        <w:tc>
+          <w:tcPr>
+            <w:tcW w:type="dxa" w:w="3000"/>
             <w:shd w:fill="FBF3E2" w:color="auto" w:val="clear"/>
             <w:tcMar>
               <w:top w:type="dxa" w:w="60"/>
-              <w:left w:type="dxa" w:w="120"/>
+              <w:left w:type="dxa" w:w="100"/>
               <w:bottom w:type="dxa" w:w="60"/>
-              <w:right w:type="dxa" w:w="120"/>
-            </w:tcMar>
-          </w:tcPr>
-          <w:p>
-            <w:pPr>
-              <w:spacing w:after="0" w:line="320"/>
+              <w:right w:type="dxa" w:w="100"/>
+            </w:tcMar>
+          </w:tcPr>
+          <w:p>
+            <w:pPr>
+              <w:spacing w:after="0"/>
+            </w:pPr>
+            <w:r>
+              <w:rPr>
+                <w:b/>
+                <w:bCs/>
+                <w:color w:val="B97A12"/>
+                <w:sz w:val="16"/>
+                <w:szCs w:val="16"/>
+              </w:rPr>
+              <w:t xml:space="preserve">EXPLAIN YOUR REASONING</w:t>
+            </w:r>
+          </w:p>
+        </w:tc>
+      </w:tr>
+      <w:tr>
+        <w:trPr>
+          <w:cantSplit/>
+        </w:trPr>
+        <w:tc>
+          <w:tcPr>
+            <w:tcW w:type="dxa" w:w="2800"/>
+            <w:tcMar>
+              <w:top w:type="dxa" w:w="80"/>
+              <w:left w:type="dxa" w:w="100"/>
+              <w:bottom w:type="dxa" w:w="80"/>
+              <w:right w:type="dxa" w:w="100"/>
+            </w:tcMar>
+            <w:vAlign w:val="top"/>
+          </w:tcPr>
+          <w:p>
+            <w:pPr>
+              <w:spacing w:after="60"/>
+            </w:pPr>
+            <w:r>
+              <w:rPr>
+                <w:b/>
+                <w:bCs/>
+                <w:color w:val="12355B"/>
+                <w:sz w:val="21"/>
+                <w:szCs w:val="21"/>
+              </w:rPr>
+              <w:t xml:space="preserve">4.  </w:t>
+            </w:r>
+            <w:r>
+              <w:rPr>
+                <w:b/>
+                <w:bCs/>
+                <w:sz w:val="20"/>
+                <w:szCs w:val="20"/>
+              </w:rPr>
+              <w:t xml:space="preserve">Sofia's points in games 1 through 9 were 12, 20, 16, 11, 17, 14, 15, 10, and 18. How many points has she scored so far?</w:t>
+            </w:r>
+          </w:p>
+          <w:p>
+            <w:pPr>
+              <w:spacing w:after="30"/>
+              <w:ind w:left="180"/>
+            </w:pPr>
+            <w:r>
+              <w:rPr>
+                <w:sz w:val="19"/>
+                <w:szCs w:val="19"/>
+              </w:rPr>
+              <w:t xml:space="preserve">A)  15 points</w:t>
+            </w:r>
+          </w:p>
+          <w:p>
+            <w:pPr>
+              <w:spacing w:after="30"/>
+              <w:ind w:left="180"/>
+            </w:pPr>
+            <w:r>
+              <w:rPr>
+                <w:sz w:val="19"/>
+                <w:szCs w:val="19"/>
+              </w:rPr>
+              <w:t xml:space="preserve">B)  123 points</w:t>
+            </w:r>
+          </w:p>
+          <w:p>
+            <w:pPr>
+              <w:spacing w:after="30"/>
+              <w:ind w:left="180"/>
+            </w:pPr>
+            <w:r>
+              <w:rPr>
+                <w:sz w:val="19"/>
+                <w:szCs w:val="19"/>
+              </w:rPr>
+              <w:t xml:space="preserve">C)  133 points</w:t>
+            </w:r>
+          </w:p>
+          <w:p>
+            <w:pPr>
+              <w:spacing w:after="30"/>
+              <w:ind w:left="180"/>
+            </w:pPr>
+            <w:r>
+              <w:rPr>
+                <w:sz w:val="19"/>
+                <w:szCs w:val="19"/>
+              </w:rPr>
+              <w:t xml:space="preserve">D)  150 points</w:t>
+            </w:r>
+          </w:p>
+        </w:tc>
+        <w:tc>
+          <w:tcPr>
+            <w:tcW w:type="dxa" w:w="3560"/>
+            <w:tcMar>
+              <w:top w:type="dxa" w:w="80"/>
+              <w:left w:type="dxa" w:w="100"/>
+              <w:bottom w:type="dxa" w:w="80"/>
+              <w:right w:type="dxa" w:w="100"/>
+            </w:tcMar>
+            <w:vAlign w:val="top"/>
+          </w:tcPr>
+          <w:p>
+            <w:pPr>
+              <w:pBdr>
+                <w:bottom w:val="single" w:color="AFBECC" w:sz="6"/>
+              </w:pBdr>
+              <w:spacing w:after="30" w:before="150"/>
             </w:pPr>
             <w:r>
               <w:t xml:space="preserve"/>
@@ -4300,7 +5469,147 @@
           </w:p>
           <w:p>
             <w:pPr>
-              <w:spacing w:after="0" w:line="320"/>
+              <w:pBdr>
+                <w:bottom w:val="single" w:color="AFBECC" w:sz="6"/>
+              </w:pBdr>
+              <w:spacing w:after="30" w:before="150"/>
+            </w:pPr>
+            <w:r>
+              <w:t xml:space="preserve"/>
+            </w:r>
+          </w:p>
+          <w:p>
+            <w:pPr>
+              <w:pBdr>
+                <w:bottom w:val="single" w:color="AFBECC" w:sz="6"/>
+              </w:pBdr>
+              <w:spacing w:after="30" w:before="150"/>
+            </w:pPr>
+            <w:r>
+              <w:t xml:space="preserve"/>
+            </w:r>
+          </w:p>
+          <w:p>
+            <w:pPr>
+              <w:pBdr>
+                <w:bottom w:val="single" w:color="AFBECC" w:sz="6"/>
+              </w:pBdr>
+              <w:spacing w:after="30" w:before="150"/>
+            </w:pPr>
+            <w:r>
+              <w:t xml:space="preserve"/>
+            </w:r>
+          </w:p>
+        </w:tc>
+        <w:tc>
+          <w:tcPr>
+            <w:tcW w:type="dxa" w:w="3000"/>
+            <w:shd w:fill="FBF3E2" w:color="auto" w:val="clear"/>
+            <w:tcMar>
+              <w:top w:type="dxa" w:w="80"/>
+              <w:left w:type="dxa" w:w="100"/>
+              <w:bottom w:type="dxa" w:w="80"/>
+              <w:right w:type="dxa" w:w="100"/>
+            </w:tcMar>
+            <w:vAlign w:val="top"/>
+          </w:tcPr>
+          <w:p>
+            <w:pPr>
+              <w:spacing w:after="40"/>
+            </w:pPr>
+            <w:r>
+              <w:rPr>
+                <w:b/>
+                <w:bCs/>
+                <w:color w:val="12355B"/>
+                <w:sz w:val="19"/>
+                <w:szCs w:val="19"/>
+              </w:rPr>
+              <w:t xml:space="preserve">Because... </w:t>
+            </w:r>
+            <w:r>
+              <w:rPr>
+                <w:color w:val="AFBECC"/>
+                <w:sz w:val="19"/>
+                <w:szCs w:val="19"/>
+              </w:rPr>
+              <w:t xml:space="preserve">________________</w:t>
+            </w:r>
+          </w:p>
+          <w:p>
+            <w:pPr>
+              <w:pBdr>
+                <w:bottom w:val="single" w:color="AFBECC" w:sz="6"/>
+              </w:pBdr>
+              <w:spacing w:after="30" w:before="150"/>
+            </w:pPr>
+            <w:r>
+              <w:t xml:space="preserve"/>
+            </w:r>
+          </w:p>
+          <w:p>
+            <w:pPr>
+              <w:spacing w:after="40" w:before="80"/>
+            </w:pPr>
+            <w:r>
+              <w:rPr>
+                <w:b/>
+                <w:bCs/>
+                <w:color w:val="6B4FA0"/>
+                <w:sz w:val="19"/>
+                <w:szCs w:val="19"/>
+              </w:rPr>
+              <w:t xml:space="preserve">Although... </w:t>
+            </w:r>
+            <w:r>
+              <w:rPr>
+                <w:color w:val="AFBECC"/>
+                <w:sz w:val="19"/>
+                <w:szCs w:val="19"/>
+              </w:rPr>
+              <w:t xml:space="preserve">_______________</w:t>
+            </w:r>
+          </w:p>
+          <w:p>
+            <w:pPr>
+              <w:pBdr>
+                <w:bottom w:val="single" w:color="AFBECC" w:sz="6"/>
+              </w:pBdr>
+              <w:spacing w:after="30" w:before="150"/>
+            </w:pPr>
+            <w:r>
+              <w:t xml:space="preserve"/>
+            </w:r>
+          </w:p>
+          <w:p>
+            <w:pPr>
+              <w:spacing w:after="40" w:before="80"/>
+            </w:pPr>
+            <w:r>
+              <w:rPr>
+                <w:b/>
+                <w:bCs/>
+                <w:color w:val="1FA6A2"/>
+                <w:sz w:val="19"/>
+                <w:szCs w:val="19"/>
+              </w:rPr>
+              <w:t xml:space="preserve">Therefore... </w:t>
+            </w:r>
+            <w:r>
+              <w:rPr>
+                <w:color w:val="AFBECC"/>
+                <w:sz w:val="19"/>
+                <w:szCs w:val="19"/>
+              </w:rPr>
+              <w:t xml:space="preserve">______________</w:t>
+            </w:r>
+          </w:p>
+          <w:p>
+            <w:pPr>
+              <w:pBdr>
+                <w:bottom w:val="single" w:color="AFBECC" w:sz="6"/>
+              </w:pBdr>
+              <w:spacing w:after="30" w:before="150"/>
             </w:pPr>
             <w:r>
               <w:t xml:space="preserve"/>
@@ -4311,84 +5620,7 @@
     </w:tbl>
     <w:p>
       <w:pPr>
-        <w:keepNext/>
-        <w:spacing w:after="60" w:before="160"/>
-      </w:pPr>
-      <w:r>
-        <w:rPr>
-          <w:b/>
-          <w:bCs/>
-          <w:color w:val="12355B"/>
-          <w:sz w:val="22"/>
-          <w:szCs w:val="22"/>
-        </w:rPr>
-        <w:t xml:space="preserve">5.  </w:t>
-      </w:r>
-      <w:r>
-        <w:rPr>
-          <w:b/>
-          <w:bCs/>
-          <w:sz w:val="21"/>
-          <w:szCs w:val="21"/>
-        </w:rPr>
-        <w:t xml:space="preserve">Sofia has 133 points after 9 games and needs 150 points in all to average 15 over 10 games. How many points must she score in game 10?</w:t>
-      </w:r>
-    </w:p>
-    <w:p>
-      <w:pPr>
-        <w:spacing w:after="40"/>
-        <w:ind w:left="420"/>
-      </w:pPr>
-      <w:r>
-        <w:rPr>
-          <w:sz w:val="20"/>
-          <w:szCs w:val="20"/>
-        </w:rPr>
-        <w:t xml:space="preserve">A)  13 points</w:t>
-      </w:r>
-    </w:p>
-    <w:p>
-      <w:pPr>
-        <w:spacing w:after="40"/>
-        <w:ind w:left="420"/>
-      </w:pPr>
-      <w:r>
-        <w:rPr>
-          <w:sz w:val="20"/>
-          <w:szCs w:val="20"/>
-        </w:rPr>
-        <w:t xml:space="preserve">B)  15 points</w:t>
-      </w:r>
-    </w:p>
-    <w:p>
-      <w:pPr>
-        <w:spacing w:after="40"/>
-        <w:ind w:left="420"/>
-      </w:pPr>
-      <w:r>
-        <w:rPr>
-          <w:sz w:val="20"/>
-          <w:szCs w:val="20"/>
-        </w:rPr>
-        <w:t xml:space="preserve">C)  17 points</w:t>
-      </w:r>
-    </w:p>
-    <w:p>
-      <w:pPr>
-        <w:spacing w:after="40"/>
-        <w:ind w:left="420"/>
-      </w:pPr>
-      <w:r>
-        <w:rPr>
-          <w:sz w:val="20"/>
-          <w:szCs w:val="20"/>
-        </w:rPr>
-        <w:t xml:space="preserve">D)  283 points</w:t>
-      </w:r>
-    </w:p>
-    <w:p>
-      <w:pPr>
-        <w:spacing w:after="20"/>
+        <w:spacing w:after="80"/>
       </w:pPr>
       <w:r>
         <w:t xml:space="preserve"/>
@@ -4396,33 +5628,217 @@
     </w:p>
     <w:tbl>
       <w:tblPr>
-        <w:tblW w:type="pct" w:w="100%"/>
+        <w:tblW w:type="dxa" w:w="9360"/>
         <w:tblBorders>
           <w:top w:val="single" w:color="C7D2DD" w:sz="6"/>
           <w:left w:val="single" w:color="C7D2DD" w:sz="6"/>
           <w:bottom w:val="single" w:color="C7D2DD" w:sz="6"/>
           <w:right w:val="single" w:color="C7D2DD" w:sz="6"/>
-          <w:insideH w:val="single" w:color="auto" w:sz="4"/>
-          <w:insideV w:val="single" w:color="auto" w:sz="4"/>
+          <w:insideH w:val="single" w:color="C7D2DD" w:sz="6"/>
+          <w:insideV w:val="single" w:color="C7D2DD" w:sz="6"/>
         </w:tblBorders>
       </w:tblPr>
       <w:tblGrid>
-        <w:gridCol w:w="100"/>
+        <w:gridCol w:w="2800"/>
+        <w:gridCol w:w="3560"/>
+        <w:gridCol w:w="3000"/>
       </w:tblGrid>
       <w:tr>
-        <w:tc>
-          <w:tcPr>
+        <w:trPr>
+          <w:cantSplit/>
+          <w:tblHeader/>
+        </w:trPr>
+        <w:tc>
+          <w:tcPr>
+            <w:tcW w:type="dxa" w:w="2800"/>
+            <w:shd w:fill="EEF4F8" w:color="auto" w:val="clear"/>
+            <w:tcMar>
+              <w:top w:type="dxa" w:w="60"/>
+              <w:left w:type="dxa" w:w="100"/>
+              <w:bottom w:type="dxa" w:w="60"/>
+              <w:right w:type="dxa" w:w="100"/>
+            </w:tcMar>
+          </w:tcPr>
+          <w:p>
+            <w:pPr>
+              <w:spacing w:after="0"/>
+            </w:pPr>
+            <w:r>
+              <w:rPr>
+                <w:b/>
+                <w:bCs/>
+                <w:color w:val="12355B"/>
+                <w:sz w:val="16"/>
+                <w:szCs w:val="16"/>
+              </w:rPr>
+              <w:t xml:space="preserve">CORE PROBLEM / GIVEN REPRESENTATION</w:t>
+            </w:r>
+          </w:p>
+        </w:tc>
+        <w:tc>
+          <w:tcPr>
+            <w:tcW w:type="dxa" w:w="3560"/>
+            <w:shd w:fill="EEF4F8" w:color="auto" w:val="clear"/>
+            <w:tcMar>
+              <w:top w:type="dxa" w:w="60"/>
+              <w:left w:type="dxa" w:w="100"/>
+              <w:bottom w:type="dxa" w:w="60"/>
+              <w:right w:type="dxa" w:w="100"/>
+            </w:tcMar>
+          </w:tcPr>
+          <w:p>
+            <w:pPr>
+              <w:spacing w:after="0"/>
+            </w:pPr>
+            <w:r>
+              <w:rPr>
+                <w:b/>
+                <w:bCs/>
+                <w:color w:val="12355B"/>
+                <w:sz w:val="16"/>
+                <w:szCs w:val="16"/>
+              </w:rPr>
+              <w:t xml:space="preserve">WORKING SPACE / CALCULATION STEPS</w:t>
+            </w:r>
+          </w:p>
+        </w:tc>
+        <w:tc>
+          <w:tcPr>
+            <w:tcW w:type="dxa" w:w="3000"/>
             <w:shd w:fill="FBF3E2" w:color="auto" w:val="clear"/>
             <w:tcMar>
               <w:top w:type="dxa" w:w="60"/>
-              <w:left w:type="dxa" w:w="120"/>
+              <w:left w:type="dxa" w:w="100"/>
               <w:bottom w:type="dxa" w:w="60"/>
-              <w:right w:type="dxa" w:w="120"/>
-            </w:tcMar>
-          </w:tcPr>
-          <w:p>
-            <w:pPr>
-              <w:spacing w:after="0" w:line="320"/>
+              <w:right w:type="dxa" w:w="100"/>
+            </w:tcMar>
+          </w:tcPr>
+          <w:p>
+            <w:pPr>
+              <w:spacing w:after="0"/>
+            </w:pPr>
+            <w:r>
+              <w:rPr>
+                <w:b/>
+                <w:bCs/>
+                <w:color w:val="B97A12"/>
+                <w:sz w:val="16"/>
+                <w:szCs w:val="16"/>
+              </w:rPr>
+              <w:t xml:space="preserve">EXPLAIN YOUR REASONING</w:t>
+            </w:r>
+          </w:p>
+        </w:tc>
+      </w:tr>
+      <w:tr>
+        <w:trPr>
+          <w:cantSplit/>
+        </w:trPr>
+        <w:tc>
+          <w:tcPr>
+            <w:tcW w:type="dxa" w:w="2800"/>
+            <w:tcMar>
+              <w:top w:type="dxa" w:w="80"/>
+              <w:left w:type="dxa" w:w="100"/>
+              <w:bottom w:type="dxa" w:w="80"/>
+              <w:right w:type="dxa" w:w="100"/>
+            </w:tcMar>
+            <w:vAlign w:val="top"/>
+          </w:tcPr>
+          <w:p>
+            <w:pPr>
+              <w:spacing w:after="60"/>
+            </w:pPr>
+            <w:r>
+              <w:rPr>
+                <w:b/>
+                <w:bCs/>
+                <w:color w:val="12355B"/>
+                <w:sz w:val="21"/>
+                <w:szCs w:val="21"/>
+              </w:rPr>
+              <w:t xml:space="preserve">5.  </w:t>
+            </w:r>
+            <w:r>
+              <w:rPr>
+                <w:b/>
+                <w:bCs/>
+                <w:sz w:val="20"/>
+                <w:szCs w:val="20"/>
+              </w:rPr>
+              <w:t xml:space="preserve">Sofia has 133 points after 9 games and needs 150 points in all to average 15 over 10 games. How many points must she score in game 10?</w:t>
+            </w:r>
+          </w:p>
+          <w:p>
+            <w:pPr>
+              <w:spacing w:after="30"/>
+              <w:ind w:left="180"/>
+            </w:pPr>
+            <w:r>
+              <w:rPr>
+                <w:sz w:val="19"/>
+                <w:szCs w:val="19"/>
+              </w:rPr>
+              <w:t xml:space="preserve">A)  13 points</w:t>
+            </w:r>
+          </w:p>
+          <w:p>
+            <w:pPr>
+              <w:spacing w:after="30"/>
+              <w:ind w:left="180"/>
+            </w:pPr>
+            <w:r>
+              <w:rPr>
+                <w:sz w:val="19"/>
+                <w:szCs w:val="19"/>
+              </w:rPr>
+              <w:t xml:space="preserve">B)  15 points</w:t>
+            </w:r>
+          </w:p>
+          <w:p>
+            <w:pPr>
+              <w:spacing w:after="30"/>
+              <w:ind w:left="180"/>
+            </w:pPr>
+            <w:r>
+              <w:rPr>
+                <w:sz w:val="19"/>
+                <w:szCs w:val="19"/>
+              </w:rPr>
+              <w:t xml:space="preserve">C)  17 points</w:t>
+            </w:r>
+          </w:p>
+          <w:p>
+            <w:pPr>
+              <w:spacing w:after="30"/>
+              <w:ind w:left="180"/>
+            </w:pPr>
+            <w:r>
+              <w:rPr>
+                <w:sz w:val="19"/>
+                <w:szCs w:val="19"/>
+              </w:rPr>
+              <w:t xml:space="preserve">D)  283 points</w:t>
+            </w:r>
+          </w:p>
+        </w:tc>
+        <w:tc>
+          <w:tcPr>
+            <w:tcW w:type="dxa" w:w="3560"/>
+            <w:tcMar>
+              <w:top w:type="dxa" w:w="80"/>
+              <w:left w:type="dxa" w:w="100"/>
+              <w:bottom w:type="dxa" w:w="80"/>
+              <w:right w:type="dxa" w:w="100"/>
+            </w:tcMar>
+            <w:vAlign w:val="top"/>
+          </w:tcPr>
+          <w:p>
+            <w:pPr>
+              <w:pBdr>
+                <w:bottom w:val="single" w:color="AFBECC" w:sz="6"/>
+              </w:pBdr>
+              <w:spacing w:after="30" w:before="150"/>
             </w:pPr>
             <w:r>
               <w:t xml:space="preserve"/>
@@ -4430,7 +5846,147 @@
           </w:p>
           <w:p>
             <w:pPr>
-              <w:spacing w:after="0" w:line="320"/>
+              <w:pBdr>
+                <w:bottom w:val="single" w:color="AFBECC" w:sz="6"/>
+              </w:pBdr>
+              <w:spacing w:after="30" w:before="150"/>
+            </w:pPr>
+            <w:r>
+              <w:t xml:space="preserve"/>
+            </w:r>
+          </w:p>
+          <w:p>
+            <w:pPr>
+              <w:pBdr>
+                <w:bottom w:val="single" w:color="AFBECC" w:sz="6"/>
+              </w:pBdr>
+              <w:spacing w:after="30" w:before="150"/>
+            </w:pPr>
+            <w:r>
+              <w:t xml:space="preserve"/>
+            </w:r>
+          </w:p>
+          <w:p>
+            <w:pPr>
+              <w:pBdr>
+                <w:bottom w:val="single" w:color="AFBECC" w:sz="6"/>
+              </w:pBdr>
+              <w:spacing w:after="30" w:before="150"/>
+            </w:pPr>
+            <w:r>
+              <w:t xml:space="preserve"/>
+            </w:r>
+          </w:p>
+        </w:tc>
+        <w:tc>
+          <w:tcPr>
+            <w:tcW w:type="dxa" w:w="3000"/>
+            <w:shd w:fill="FBF3E2" w:color="auto" w:val="clear"/>
+            <w:tcMar>
+              <w:top w:type="dxa" w:w="80"/>
+              <w:left w:type="dxa" w:w="100"/>
+              <w:bottom w:type="dxa" w:w="80"/>
+              <w:right w:type="dxa" w:w="100"/>
+            </w:tcMar>
+            <w:vAlign w:val="top"/>
+          </w:tcPr>
+          <w:p>
+            <w:pPr>
+              <w:spacing w:after="40"/>
+            </w:pPr>
+            <w:r>
+              <w:rPr>
+                <w:b/>
+                <w:bCs/>
+                <w:color w:val="12355B"/>
+                <w:sz w:val="19"/>
+                <w:szCs w:val="19"/>
+              </w:rPr>
+              <w:t xml:space="preserve">Because... </w:t>
+            </w:r>
+            <w:r>
+              <w:rPr>
+                <w:color w:val="AFBECC"/>
+                <w:sz w:val="19"/>
+                <w:szCs w:val="19"/>
+              </w:rPr>
+              <w:t xml:space="preserve">________________</w:t>
+            </w:r>
+          </w:p>
+          <w:p>
+            <w:pPr>
+              <w:pBdr>
+                <w:bottom w:val="single" w:color="AFBECC" w:sz="6"/>
+              </w:pBdr>
+              <w:spacing w:after="30" w:before="150"/>
+            </w:pPr>
+            <w:r>
+              <w:t xml:space="preserve"/>
+            </w:r>
+          </w:p>
+          <w:p>
+            <w:pPr>
+              <w:spacing w:after="40" w:before="80"/>
+            </w:pPr>
+            <w:r>
+              <w:rPr>
+                <w:b/>
+                <w:bCs/>
+                <w:color w:val="6B4FA0"/>
+                <w:sz w:val="19"/>
+                <w:szCs w:val="19"/>
+              </w:rPr>
+              <w:t xml:space="preserve">Although... </w:t>
+            </w:r>
+            <w:r>
+              <w:rPr>
+                <w:color w:val="AFBECC"/>
+                <w:sz w:val="19"/>
+                <w:szCs w:val="19"/>
+              </w:rPr>
+              <w:t xml:space="preserve">_______________</w:t>
+            </w:r>
+          </w:p>
+          <w:p>
+            <w:pPr>
+              <w:pBdr>
+                <w:bottom w:val="single" w:color="AFBECC" w:sz="6"/>
+              </w:pBdr>
+              <w:spacing w:after="30" w:before="150"/>
+            </w:pPr>
+            <w:r>
+              <w:t xml:space="preserve"/>
+            </w:r>
+          </w:p>
+          <w:p>
+            <w:pPr>
+              <w:spacing w:after="40" w:before="80"/>
+            </w:pPr>
+            <w:r>
+              <w:rPr>
+                <w:b/>
+                <w:bCs/>
+                <w:color w:val="1FA6A2"/>
+                <w:sz w:val="19"/>
+                <w:szCs w:val="19"/>
+              </w:rPr>
+              <w:t xml:space="preserve">Therefore... </w:t>
+            </w:r>
+            <w:r>
+              <w:rPr>
+                <w:color w:val="AFBECC"/>
+                <w:sz w:val="19"/>
+                <w:szCs w:val="19"/>
+              </w:rPr>
+              <w:t xml:space="preserve">______________</w:t>
+            </w:r>
+          </w:p>
+          <w:p>
+            <w:pPr>
+              <w:pBdr>
+                <w:bottom w:val="single" w:color="AFBECC" w:sz="6"/>
+              </w:pBdr>
+              <w:spacing w:after="30" w:before="150"/>
             </w:pPr>
             <w:r>
               <w:t xml:space="preserve"/>
@@ -4439,6 +5995,14 @@
         </w:tc>
       </w:tr>
     </w:tbl>
+    <w:p>
+      <w:pPr>
+        <w:spacing w:after="80"/>
+      </w:pPr>
+      <w:r>
+        <w:t xml:space="preserve"/>
+      </w:r>
+    </w:p>
     <w:p>
       <w:pPr>
         <w:pStyle w:val="Heading2"/>
@@ -4465,120 +6029,219 @@
         <w:t xml:space="preserve">   stretch your thinking</w:t>
       </w:r>
     </w:p>
-    <w:p>
-      <w:pPr>
-        <w:keepNext/>
-        <w:spacing w:after="60" w:before="160"/>
-      </w:pPr>
-      <w:r>
-        <w:rPr>
-          <w:b/>
-          <w:bCs/>
-          <w:color w:val="12355B"/>
-          <w:sz w:val="22"/>
-          <w:szCs w:val="22"/>
-        </w:rPr>
-        <w:t xml:space="preserve">6.  </w:t>
-      </w:r>
-      <w:r>
-        <w:rPr>
-          <w:b/>
-          <w:bCs/>
-          <w:sz w:val="21"/>
-          <w:szCs w:val="21"/>
-        </w:rPr>
-        <w:t xml:space="preserve">A data set has a mean of 20. Every value in the data set is then increased by 4. What is the new mean?</w:t>
-      </w:r>
-    </w:p>
-    <w:p>
-      <w:pPr>
-        <w:spacing w:after="40"/>
-        <w:ind w:left="420"/>
-      </w:pPr>
-      <w:r>
-        <w:rPr>
-          <w:sz w:val="20"/>
-          <w:szCs w:val="20"/>
-        </w:rPr>
-        <w:t xml:space="preserve">A)  5</w:t>
-      </w:r>
-    </w:p>
-    <w:p>
-      <w:pPr>
-        <w:spacing w:after="40"/>
-        <w:ind w:left="420"/>
-      </w:pPr>
-      <w:r>
-        <w:rPr>
-          <w:sz w:val="20"/>
-          <w:szCs w:val="20"/>
-        </w:rPr>
-        <w:t xml:space="preserve">B)  20</w:t>
-      </w:r>
-    </w:p>
-    <w:p>
-      <w:pPr>
-        <w:spacing w:after="40"/>
-        <w:ind w:left="420"/>
-      </w:pPr>
-      <w:r>
-        <w:rPr>
-          <w:sz w:val="20"/>
-          <w:szCs w:val="20"/>
-        </w:rPr>
-        <w:t xml:space="preserve">C)  24</w:t>
-      </w:r>
-    </w:p>
-    <w:p>
-      <w:pPr>
-        <w:spacing w:after="40"/>
-        <w:ind w:left="420"/>
-      </w:pPr>
-      <w:r>
-        <w:rPr>
-          <w:sz w:val="20"/>
-          <w:szCs w:val="20"/>
-        </w:rPr>
-        <w:t xml:space="preserve">D)  80</w:t>
-      </w:r>
-    </w:p>
-    <w:p>
-      <w:pPr>
-        <w:spacing w:after="20"/>
-      </w:pPr>
-      <w:r>
-        <w:t xml:space="preserve"/>
-      </w:r>
-    </w:p>
     <w:tbl>
       <w:tblPr>
-        <w:tblW w:type="pct" w:w="100%"/>
+        <w:tblW w:type="dxa" w:w="9360"/>
         <w:tblBorders>
           <w:top w:val="single" w:color="C7D2DD" w:sz="6"/>
           <w:left w:val="single" w:color="C7D2DD" w:sz="6"/>
           <w:bottom w:val="single" w:color="C7D2DD" w:sz="6"/>
           <w:right w:val="single" w:color="C7D2DD" w:sz="6"/>
-          <w:insideH w:val="single" w:color="auto" w:sz="4"/>
-          <w:insideV w:val="single" w:color="auto" w:sz="4"/>
+          <w:insideH w:val="single" w:color="C7D2DD" w:sz="6"/>
+          <w:insideV w:val="single" w:color="C7D2DD" w:sz="6"/>
         </w:tblBorders>
       </w:tblPr>
       <w:tblGrid>
-        <w:gridCol w:w="100"/>
+        <w:gridCol w:w="2800"/>
+        <w:gridCol w:w="3560"/>
+        <w:gridCol w:w="3000"/>
       </w:tblGrid>
       <w:tr>
-        <w:tc>
-          <w:tcPr>
+        <w:trPr>
+          <w:cantSplit/>
+          <w:tblHeader/>
+        </w:trPr>
+        <w:tc>
+          <w:tcPr>
+            <w:tcW w:type="dxa" w:w="2800"/>
+            <w:shd w:fill="EEF4F8" w:color="auto" w:val="clear"/>
+            <w:tcMar>
+              <w:top w:type="dxa" w:w="60"/>
+              <w:left w:type="dxa" w:w="100"/>
+              <w:bottom w:type="dxa" w:w="60"/>
+              <w:right w:type="dxa" w:w="100"/>
+            </w:tcMar>
+          </w:tcPr>
+          <w:p>
+            <w:pPr>
+              <w:spacing w:after="0"/>
+            </w:pPr>
+            <w:r>
+              <w:rPr>
+                <w:b/>
+                <w:bCs/>
+                <w:color w:val="12355B"/>
+                <w:sz w:val="16"/>
+                <w:szCs w:val="16"/>
+              </w:rPr>
+              <w:t xml:space="preserve">CORE PROBLEM / GIVEN REPRESENTATION</w:t>
+            </w:r>
+          </w:p>
+        </w:tc>
+        <w:tc>
+          <w:tcPr>
+            <w:tcW w:type="dxa" w:w="3560"/>
+            <w:shd w:fill="EEF4F8" w:color="auto" w:val="clear"/>
+            <w:tcMar>
+              <w:top w:type="dxa" w:w="60"/>
+              <w:left w:type="dxa" w:w="100"/>
+              <w:bottom w:type="dxa" w:w="60"/>
+              <w:right w:type="dxa" w:w="100"/>
+            </w:tcMar>
+          </w:tcPr>
+          <w:p>
+            <w:pPr>
+              <w:spacing w:after="0"/>
+            </w:pPr>
+            <w:r>
+              <w:rPr>
+                <w:b/>
+                <w:bCs/>
+                <w:color w:val="12355B"/>
+                <w:sz w:val="16"/>
+                <w:szCs w:val="16"/>
+              </w:rPr>
+              <w:t xml:space="preserve">WORKING SPACE / CALCULATION STEPS</w:t>
+            </w:r>
+          </w:p>
+        </w:tc>
+        <w:tc>
+          <w:tcPr>
+            <w:tcW w:type="dxa" w:w="3000"/>
             <w:shd w:fill="FBF3E2" w:color="auto" w:val="clear"/>
             <w:tcMar>
               <w:top w:type="dxa" w:w="60"/>
-              <w:left w:type="dxa" w:w="120"/>
+              <w:left w:type="dxa" w:w="100"/>
               <w:bottom w:type="dxa" w:w="60"/>
-              <w:right w:type="dxa" w:w="120"/>
-            </w:tcMar>
-          </w:tcPr>
-          <w:p>
-            <w:pPr>
-              <w:spacing w:after="0" w:line="320"/>
+              <w:right w:type="dxa" w:w="100"/>
+            </w:tcMar>
+          </w:tcPr>
+          <w:p>
+            <w:pPr>
+              <w:spacing w:after="0"/>
+            </w:pPr>
+            <w:r>
+              <w:rPr>
+                <w:b/>
+                <w:bCs/>
+                <w:color w:val="B97A12"/>
+                <w:sz w:val="16"/>
+                <w:szCs w:val="16"/>
+              </w:rPr>
+              <w:t xml:space="preserve">EXPLAIN YOUR REASONING</w:t>
+            </w:r>
+          </w:p>
+        </w:tc>
+      </w:tr>
+      <w:tr>
+        <w:trPr>
+          <w:cantSplit/>
+        </w:trPr>
+        <w:tc>
+          <w:tcPr>
+            <w:tcW w:type="dxa" w:w="2800"/>
+            <w:tcMar>
+              <w:top w:type="dxa" w:w="80"/>
+              <w:left w:type="dxa" w:w="100"/>
+              <w:bottom w:type="dxa" w:w="80"/>
+              <w:right w:type="dxa" w:w="100"/>
+            </w:tcMar>
+            <w:vAlign w:val="top"/>
+          </w:tcPr>
+          <w:p>
+            <w:pPr>
+              <w:spacing w:after="60"/>
+            </w:pPr>
+            <w:r>
+              <w:rPr>
+                <w:b/>
+                <w:bCs/>
+                <w:color w:val="12355B"/>
+                <w:sz w:val="21"/>
+                <w:szCs w:val="21"/>
+              </w:rPr>
+              <w:t xml:space="preserve">6.  </w:t>
+            </w:r>
+            <w:r>
+              <w:rPr>
+                <w:b/>
+                <w:bCs/>
+                <w:sz w:val="20"/>
+                <w:szCs w:val="20"/>
+              </w:rPr>
+              <w:t xml:space="preserve">A data set has a mean of 20. Every value in the data set is then increased by 4. What is the new mean?</w:t>
+            </w:r>
+          </w:p>
+          <w:p>
+            <w:pPr>
+              <w:spacing w:after="30"/>
+              <w:ind w:left="180"/>
+            </w:pPr>
+            <w:r>
+              <w:rPr>
+                <w:sz w:val="19"/>
+                <w:szCs w:val="19"/>
+              </w:rPr>
+              <w:t xml:space="preserve">A)  5</w:t>
+            </w:r>
+          </w:p>
+          <w:p>
+            <w:pPr>
+              <w:spacing w:after="30"/>
+              <w:ind w:left="180"/>
+            </w:pPr>
+            <w:r>
+              <w:rPr>
+                <w:sz w:val="19"/>
+                <w:szCs w:val="19"/>
+              </w:rPr>
+              <w:t xml:space="preserve">B)  20</w:t>
+            </w:r>
+          </w:p>
+          <w:p>
+            <w:pPr>
+              <w:spacing w:after="30"/>
+              <w:ind w:left="180"/>
+            </w:pPr>
+            <w:r>
+              <w:rPr>
+                <w:sz w:val="19"/>
+                <w:szCs w:val="19"/>
+              </w:rPr>
+              <w:t xml:space="preserve">C)  24</w:t>
+            </w:r>
+          </w:p>
+          <w:p>
+            <w:pPr>
+              <w:spacing w:after="30"/>
+              <w:ind w:left="180"/>
+            </w:pPr>
+            <w:r>
+              <w:rPr>
+                <w:sz w:val="19"/>
+                <w:szCs w:val="19"/>
+              </w:rPr>
+              <w:t xml:space="preserve">D)  80</w:t>
+            </w:r>
+          </w:p>
+        </w:tc>
+        <w:tc>
+          <w:tcPr>
+            <w:tcW w:type="dxa" w:w="3560"/>
+            <w:tcMar>
+              <w:top w:type="dxa" w:w="80"/>
+              <w:left w:type="dxa" w:w="100"/>
+              <w:bottom w:type="dxa" w:w="80"/>
+              <w:right w:type="dxa" w:w="100"/>
+            </w:tcMar>
+            <w:vAlign w:val="top"/>
+          </w:tcPr>
+          <w:p>
+            <w:pPr>
+              <w:pBdr>
+                <w:bottom w:val="single" w:color="AFBECC" w:sz="6"/>
+              </w:pBdr>
+              <w:spacing w:after="30" w:before="150"/>
             </w:pPr>
             <w:r>
               <w:t xml:space="preserve"/>
@@ -4586,7 +6249,147 @@
           </w:p>
           <w:p>
             <w:pPr>
-              <w:spacing w:after="0" w:line="320"/>
+              <w:pBdr>
+                <w:bottom w:val="single" w:color="AFBECC" w:sz="6"/>
+              </w:pBdr>
+              <w:spacing w:after="30" w:before="150"/>
+            </w:pPr>
+            <w:r>
+              <w:t xml:space="preserve"/>
+            </w:r>
+          </w:p>
+          <w:p>
+            <w:pPr>
+              <w:pBdr>
+                <w:bottom w:val="single" w:color="AFBECC" w:sz="6"/>
+              </w:pBdr>
+              <w:spacing w:after="30" w:before="150"/>
+            </w:pPr>
+            <w:r>
+              <w:t xml:space="preserve"/>
+            </w:r>
+          </w:p>
+          <w:p>
+            <w:pPr>
+              <w:pBdr>
+                <w:bottom w:val="single" w:color="AFBECC" w:sz="6"/>
+              </w:pBdr>
+              <w:spacing w:after="30" w:before="150"/>
+            </w:pPr>
+            <w:r>
+              <w:t xml:space="preserve"/>
+            </w:r>
+          </w:p>
+        </w:tc>
+        <w:tc>
+          <w:tcPr>
+            <w:tcW w:type="dxa" w:w="3000"/>
+            <w:shd w:fill="FBF3E2" w:color="auto" w:val="clear"/>
+            <w:tcMar>
+              <w:top w:type="dxa" w:w="80"/>
+              <w:left w:type="dxa" w:w="100"/>
+              <w:bottom w:type="dxa" w:w="80"/>
+              <w:right w:type="dxa" w:w="100"/>
+            </w:tcMar>
+            <w:vAlign w:val="top"/>
+          </w:tcPr>
+          <w:p>
+            <w:pPr>
+              <w:spacing w:after="40"/>
+            </w:pPr>
+            <w:r>
+              <w:rPr>
+                <w:b/>
+                <w:bCs/>
+                <w:color w:val="12355B"/>
+                <w:sz w:val="19"/>
+                <w:szCs w:val="19"/>
+              </w:rPr>
+              <w:t xml:space="preserve">Because... </w:t>
+            </w:r>
+            <w:r>
+              <w:rPr>
+                <w:color w:val="AFBECC"/>
+                <w:sz w:val="19"/>
+                <w:szCs w:val="19"/>
+              </w:rPr>
+              <w:t xml:space="preserve">________________</w:t>
+            </w:r>
+          </w:p>
+          <w:p>
+            <w:pPr>
+              <w:pBdr>
+                <w:bottom w:val="single" w:color="AFBECC" w:sz="6"/>
+              </w:pBdr>
+              <w:spacing w:after="30" w:before="150"/>
+            </w:pPr>
+            <w:r>
+              <w:t xml:space="preserve"/>
+            </w:r>
+          </w:p>
+          <w:p>
+            <w:pPr>
+              <w:spacing w:after="40" w:before="80"/>
+            </w:pPr>
+            <w:r>
+              <w:rPr>
+                <w:b/>
+                <w:bCs/>
+                <w:color w:val="6B4FA0"/>
+                <w:sz w:val="19"/>
+                <w:szCs w:val="19"/>
+              </w:rPr>
+              <w:t xml:space="preserve">Although... </w:t>
+            </w:r>
+            <w:r>
+              <w:rPr>
+                <w:color w:val="AFBECC"/>
+                <w:sz w:val="19"/>
+                <w:szCs w:val="19"/>
+              </w:rPr>
+              <w:t xml:space="preserve">_______________</w:t>
+            </w:r>
+          </w:p>
+          <w:p>
+            <w:pPr>
+              <w:pBdr>
+                <w:bottom w:val="single" w:color="AFBECC" w:sz="6"/>
+              </w:pBdr>
+              <w:spacing w:after="30" w:before="150"/>
+            </w:pPr>
+            <w:r>
+              <w:t xml:space="preserve"/>
+            </w:r>
+          </w:p>
+          <w:p>
+            <w:pPr>
+              <w:spacing w:after="40" w:before="80"/>
+            </w:pPr>
+            <w:r>
+              <w:rPr>
+                <w:b/>
+                <w:bCs/>
+                <w:color w:val="1FA6A2"/>
+                <w:sz w:val="19"/>
+                <w:szCs w:val="19"/>
+              </w:rPr>
+              <w:t xml:space="preserve">Therefore... </w:t>
+            </w:r>
+            <w:r>
+              <w:rPr>
+                <w:color w:val="AFBECC"/>
+                <w:sz w:val="19"/>
+                <w:szCs w:val="19"/>
+              </w:rPr>
+              <w:t xml:space="preserve">______________</w:t>
+            </w:r>
+          </w:p>
+          <w:p>
+            <w:pPr>
+              <w:pBdr>
+                <w:bottom w:val="single" w:color="AFBECC" w:sz="6"/>
+              </w:pBdr>
+              <w:spacing w:after="30" w:before="150"/>
             </w:pPr>
             <w:r>
               <w:t xml:space="preserve"/>
@@ -4595,6 +6398,14 @@
         </w:tc>
       </w:tr>
     </w:tbl>
+    <w:p>
+      <w:pPr>
+        <w:spacing w:after="80"/>
+      </w:pPr>
+      <w:r>
+        <w:t xml:space="preserve"/>
+      </w:r>
+    </w:p>
     <w:p>
       <w:pPr>
         <w:pStyle w:val="Heading1"/>
@@ -4713,6 +6524,149 @@
         <w:t xml:space="preserve"/>
       </w:r>
     </w:p>
+    <w:p>
+      <w:pPr>
+        <w:spacing w:after="60"/>
+      </w:pPr>
+      <w:r>
+        <w:t xml:space="preserve"/>
+      </w:r>
+    </w:p>
+    <w:tbl>
+      <w:tblPr>
+        <w:tblW w:type="dxa" w:w="9360"/>
+        <w:tblBorders>
+          <w:top w:val="single" w:color="C7D2DD" w:sz="6"/>
+          <w:left w:val="single" w:color="C7D2DD" w:sz="6"/>
+          <w:bottom w:val="single" w:color="C7D2DD" w:sz="6"/>
+          <w:right w:val="single" w:color="C7D2DD" w:sz="6"/>
+          <w:insideH w:val="single" w:color="C7D2DD" w:sz="6"/>
+          <w:insideV w:val="single" w:color="C7D2DD" w:sz="6"/>
+        </w:tblBorders>
+      </w:tblPr>
+      <w:tblGrid>
+        <w:gridCol w:w="3120"/>
+        <w:gridCol w:w="3120"/>
+        <w:gridCol w:w="3120"/>
+      </w:tblGrid>
+      <w:tr>
+        <w:trPr>
+          <w:cantSplit/>
+          <w:tblHeader/>
+        </w:trPr>
+        <w:tc>
+          <w:tcPr>
+            <w:tcW w:type="dxa" w:w="9360"/>
+            <w:gridSpan w:val="3"/>
+            <w:shd w:fill="EEF4F8" w:color="auto" w:val="clear"/>
+            <w:tcMar>
+              <w:top w:type="dxa" w:w="60"/>
+              <w:left w:type="dxa" w:w="100"/>
+              <w:bottom w:type="dxa" w:w="60"/>
+              <w:right w:type="dxa" w:w="100"/>
+            </w:tcMar>
+          </w:tcPr>
+          <w:p>
+            <w:pPr>
+              <w:spacing w:after="0"/>
+            </w:pPr>
+            <w:r>
+              <w:rPr>
+                <w:b/>
+                <w:bCs/>
+                <w:color w:val="12355B"/>
+                <w:sz w:val="18"/>
+                <w:szCs w:val="18"/>
+              </w:rPr>
+              <w:t xml:space="preserve">EXIT CHECK · 3-POINT SELF-ASSESSMENT CHECKLIST</w:t>
+            </w:r>
+          </w:p>
+        </w:tc>
+      </w:tr>
+      <w:tr>
+        <w:trPr>
+          <w:cantSplit/>
+        </w:trPr>
+        <w:tc>
+          <w:tcPr>
+            <w:tcW w:type="dxa" w:w="3120"/>
+            <w:tcMar>
+              <w:top w:type="dxa" w:w="80"/>
+              <w:left w:type="dxa" w:w="100"/>
+              <w:bottom w:type="dxa" w:w="80"/>
+              <w:right w:type="dxa" w:w="100"/>
+            </w:tcMar>
+          </w:tcPr>
+          <w:p>
+            <w:pPr>
+              <w:spacing w:after="0"/>
+            </w:pPr>
+            <w:r>
+              <w:rPr>
+                <w:b/>
+                <w:bCs/>
+                <w:color w:val="1A2733"/>
+                <w:sz w:val="18"/>
+                <w:szCs w:val="18"/>
+              </w:rPr>
+              <w:t xml:space="preserve">☐ 1. Units &amp; Labels Verified</w:t>
+            </w:r>
+          </w:p>
+        </w:tc>
+        <w:tc>
+          <w:tcPr>
+            <w:tcW w:type="dxa" w:w="3120"/>
+            <w:tcMar>
+              <w:top w:type="dxa" w:w="80"/>
+              <w:left w:type="dxa" w:w="100"/>
+              <w:bottom w:type="dxa" w:w="80"/>
+              <w:right w:type="dxa" w:w="100"/>
+            </w:tcMar>
+          </w:tcPr>
+          <w:p>
+            <w:pPr>
+              <w:spacing w:after="0"/>
+            </w:pPr>
+            <w:r>
+              <w:rPr>
+                <w:b/>
+                <w:bCs/>
+                <w:color w:val="1A2733"/>
+                <w:sz w:val="18"/>
+                <w:szCs w:val="18"/>
+              </w:rPr>
+              <w:t xml:space="preserve">☐ 2. Reasoning Stated (Because / Although / Therefore)</w:t>
+            </w:r>
+          </w:p>
+        </w:tc>
+        <w:tc>
+          <w:tcPr>
+            <w:tcW w:type="dxa" w:w="3120"/>
+            <w:tcMar>
+              <w:top w:type="dxa" w:w="80"/>
+              <w:left w:type="dxa" w:w="100"/>
+              <w:bottom w:type="dxa" w:w="80"/>
+              <w:right w:type="dxa" w:w="100"/>
+            </w:tcMar>
+          </w:tcPr>
+          <w:p>
+            <w:pPr>
+              <w:spacing w:after="0"/>
+            </w:pPr>
+            <w:r>
+              <w:rPr>
+                <w:b/>
+                <w:bCs/>
+                <w:color w:val="1A2733"/>
+                <w:sz w:val="18"/>
+                <w:szCs w:val="18"/>
+              </w:rPr>
+              <w:t xml:space="preserve">☐ 3. Calculations Double-Checked</w:t>
+            </w:r>
+          </w:p>
+        </w:tc>
+      </w:tr>
+    </w:tbl>
     <w:sectPr>
       <w:headerReference w:type="default" r:id="rId7"/>
       <w:footerReference w:type="default" r:id="rId8"/>
